--- a/public/documents/f2-template.docx
+++ b/public/documents/f2-template.docx
@@ -769,8 +769,24 @@
         <w:rPr>
           <w:rFonts w:ascii="Times New Roman" w:hAnsi="Times New Roman" w:eastAsia="Times New Roman"/>
           <w:sz w:val="22"/>
+          <w:strike w:val="{{HIRE_STRIKE}}"/>
         </w:rPr>
-        <w:t>{{EMPLOYMENT_EVENT}}</w:t>
+        <w:t>{{EVENT_HIRE}}</w:t>
+      </w:r>
+      <w:r>
+        <w:rPr>
+          <w:rFonts w:ascii="Times New Roman" w:hAnsi="Times New Roman" w:eastAsia="Times New Roman"/>
+          <w:sz w:val="22"/>
+        </w:rPr>
+        <w:t>, </w:t>
+      </w:r>
+      <w:r>
+        <w:rPr>
+          <w:rFonts w:ascii="Times New Roman" w:hAnsi="Times New Roman" w:eastAsia="Times New Roman"/>
+          <w:sz w:val="22"/>
+          <w:strike w:val="{{DISMISSAL_STRIKE}}"/>
+        </w:rPr>
+        <w:t>{{EVENT_DISMISSAL}}</w:t>
       </w:r>
     </w:p>
     <w:p>

--- a/public/documents/f2-template.docx
+++ b/public/documents/f2-template.docx
@@ -277,6 +277,8 @@
                 <w:szCs w:val="26"/>
               </w:rPr>
               <w:t xml:space="preserve">военного </w:t>
+              <w:br/>
+              <w:t>комиссариата г. Москва</w:t>
             </w:r>
           </w:p>
         </w:tc>

--- a/public/documents/f2-template.docx
+++ b/public/documents/f2-template.docx
@@ -259,6 +259,7 @@
           </w:tcPr>
           <w:p>
             <w:pPr>
+              <w:jc w:val="center"/>
               <w:rPr>
                 <w:sz w:val="26"/>
                 <w:szCs w:val="26"/>
@@ -266,19 +267,10 @@
             </w:pPr>
             <w:r>
               <w:rPr>
-                <w:sz w:val="26"/>
-                <w:szCs w:val="26"/>
+                <w:rFonts w:ascii="Times New Roman" w:hAnsi="Times New Roman" w:eastAsia="Times New Roman"/>
+                <w:sz w:val="22"/>
               </w:rPr>
-              <w:t xml:space="preserve"> </w:t>
-            </w:r>
-            <w:r>
-              <w:rPr>
-                <w:sz w:val="26"/>
-                <w:szCs w:val="26"/>
-              </w:rPr>
-              <w:t xml:space="preserve">военного </w:t>
-              <w:br/>
-              <w:t>комиссариата г. Москва</w:t>
+              <w:t>{{HEADER_AUTHORITY_TYPE}}</w:t>
             </w:r>
           </w:p>
         </w:tc>
@@ -391,15 +383,14 @@
           <w:p>
             <w:pPr>
               <w:spacing w:before="0" w:after="0" w:line="204" w:lineRule="auto"/>
-              <w:jc w:val="left"/>
+              <w:jc w:val="center"/>
             </w:pPr>
-            <w:r/>
             <w:r>
               <w:rPr>
                 <w:rFonts w:ascii="Times New Roman" w:hAnsi="Times New Roman" w:eastAsia="Times New Roman"/>
-                <w:sz w:val="16"/>
+                <w:sz w:val="18"/>
               </w:rPr>
-              <w:t>{{COMMISSARIAT}}</w:t>
+              <w:t>{{HEADER_AUTHORITY_NAME}}</w:t>
             </w:r>
           </w:p>
         </w:tc>

--- a/public/documents/f2-template.docx
+++ b/public/documents/f2-template.docx
@@ -51,7 +51,7 @@
                 <w:szCs w:val="28"/>
               </w:rPr>
               <w:drawing>
-                <wp:inline distT="0" distB="0" distL="0" distR="0" wp14:anchorId="04E299E4" wp14:editId="04367F26">
+                <wp:inline distT="0" distB="0" distL="0" distR="0" wp14:anchorId="7B575960" wp14:editId="610C9F0D">
                   <wp:extent cx="2157751" cy="396240"/>
                   <wp:effectExtent l="0" t="0" r="0" b="3810"/>
                   <wp:docPr id="1" name="Рисунок 1" descr="C:\Users\Ольга\Desktop\4dba2f6c-aa96-4e2e-b889-1d92d2defaf1.jpg"/>
@@ -267,8 +267,9 @@
             </w:pPr>
             <w:r>
               <w:rPr>
-                <w:rFonts w:ascii="Times New Roman" w:hAnsi="Times New Roman" w:eastAsia="Times New Roman"/>
-                <w:sz w:val="22"/>
+                <w:color w:val="000000"/>
+                <w:sz w:val="26"/>
+                <w:szCs w:val="26"/>
               </w:rPr>
               <w:t>{{HEADER_AUTHORITY_TYPE}}</w:t>
             </w:r>
@@ -372,23 +373,28 @@
             <w:tcBorders>
               <w:bottom w:val="single" w:sz="4" w:space="0" w:color="auto"/>
             </w:tcBorders>
-            <w:vAlign w:val="center"/>
             <w:tcMar>
               <w:top w:w="0" w:type="dxa"/>
               <w:left w:w="0" w:type="dxa"/>
               <w:bottom w:w="0" w:type="dxa"/>
               <w:right w:w="0" w:type="dxa"/>
             </w:tcMar>
+            <w:vAlign w:val="center"/>
           </w:tcPr>
           <w:p>
             <w:pPr>
-              <w:spacing w:before="0" w:after="0" w:line="204" w:lineRule="auto"/>
+              <w:spacing w:line="204" w:lineRule="auto"/>
               <w:jc w:val="center"/>
+              <w:rPr>
+                <w:sz w:val="26"/>
+                <w:szCs w:val="26"/>
+              </w:rPr>
             </w:pPr>
             <w:r>
               <w:rPr>
-                <w:rFonts w:ascii="Times New Roman" w:hAnsi="Times New Roman" w:eastAsia="Times New Roman"/>
-                <w:sz w:val="18"/>
+                <w:color w:val="000000"/>
+                <w:sz w:val="26"/>
+                <w:szCs w:val="26"/>
               </w:rPr>
               <w:t>{{HEADER_AUTHORITY_NAME}}</w:t>
             </w:r>
@@ -525,11 +531,13 @@
         </w:tabs>
       </w:pPr>
       <w:r>
+        <w:t xml:space="preserve">Сообщаю, что гражданин </w:t>
+      </w:r>
+      <w:r>
         <w:rPr>
-          <w:rFonts w:ascii="Times New Roman" w:hAnsi="Times New Roman" w:eastAsia="Times New Roman"/>
-          <w:sz w:val="24"/>
+          <w:color w:val="000000"/>
         </w:rPr>
-        <w:t>Сообщаю, что гражданин {{FULL_NAME}},</w:t>
+        <w:t>{{FULL_NAME}},</w:t>
       </w:r>
     </w:p>
     <w:p>
@@ -550,7 +558,23 @@
           <w:sz w:val="20"/>
           <w:szCs w:val="20"/>
         </w:rPr>
-        <w:t>(ф.и.о.)</w:t>
+        <w:t>(</w:t>
+      </w:r>
+      <w:proofErr w:type="spellStart"/>
+      <w:r>
+        <w:rPr>
+          <w:sz w:val="20"/>
+          <w:szCs w:val="20"/>
+        </w:rPr>
+        <w:t>ф.и.о.</w:t>
+      </w:r>
+      <w:proofErr w:type="spellEnd"/>
+      <w:r>
+        <w:rPr>
+          <w:sz w:val="20"/>
+          <w:szCs w:val="20"/>
+        </w:rPr>
+        <w:t>)</w:t>
       </w:r>
     </w:p>
     <w:p>
@@ -560,11 +584,13 @@
         </w:tabs>
       </w:pPr>
       <w:r>
+        <w:t xml:space="preserve">подлежащий воинскому учету, воинское звание </w:t>
+      </w:r>
+      <w:r>
         <w:rPr>
-          <w:rFonts w:ascii="Times New Roman" w:hAnsi="Times New Roman" w:eastAsia="Times New Roman"/>
-          <w:sz w:val="24"/>
+          <w:color w:val="000000"/>
         </w:rPr>
-        <w:t>подлежащий воинскому учету, воинское звание {{MILITARY_RANK}},</w:t>
+        <w:t>{{MILITARY_RANK}},</w:t>
       </w:r>
     </w:p>
     <w:p>
@@ -579,12 +605,6 @@
           <w:szCs w:val="2"/>
         </w:rPr>
       </w:pPr>
-      <w:r>
-        <w:rPr>
-          <w:rFonts w:ascii="Times New Roman" w:hAnsi="Times New Roman" w:eastAsia="Times New Roman"/>
-          <w:sz w:val="22"/>
-        </w:rPr>
-      </w:r>
     </w:p>
     <w:tbl>
       <w:tblPr>
@@ -618,24 +638,23 @@
         <w:tc>
           <w:tcPr>
             <w:tcW w:w="2438" w:type="dxa"/>
-            <w:vAlign w:val="center"/>
             <w:tcMar>
               <w:top w:w="0" w:type="dxa"/>
               <w:left w:w="0" w:type="dxa"/>
               <w:bottom w:w="0" w:type="dxa"/>
               <w:right w:w="0" w:type="dxa"/>
             </w:tcMar>
+            <w:vAlign w:val="center"/>
           </w:tcPr>
           <w:p>
             <w:pPr>
-              <w:spacing w:before="0" w:after="0" w:line="204" w:lineRule="auto"/>
+              <w:spacing w:line="204" w:lineRule="auto"/>
               <w:jc w:val="center"/>
             </w:pPr>
-            <w:r/>
             <w:r>
               <w:rPr>
-                <w:rFonts w:ascii="Times New Roman" w:hAnsi="Times New Roman" w:eastAsia="Times New Roman"/>
-                <w:sz w:val="16"/>
+                <w:color w:val="000000"/>
+                <w:szCs w:val="40"/>
               </w:rPr>
               <w:t>{{BIRTH_DATE}}</w:t>
             </w:r>
@@ -658,24 +677,23 @@
         <w:tc>
           <w:tcPr>
             <w:tcW w:w="3062" w:type="dxa"/>
-            <w:vAlign w:val="center"/>
             <w:tcMar>
               <w:top w:w="0" w:type="dxa"/>
               <w:left w:w="0" w:type="dxa"/>
               <w:bottom w:w="0" w:type="dxa"/>
               <w:right w:w="0" w:type="dxa"/>
             </w:tcMar>
+            <w:vAlign w:val="center"/>
           </w:tcPr>
           <w:p>
             <w:pPr>
-              <w:spacing w:before="0" w:after="0" w:line="204" w:lineRule="auto"/>
+              <w:spacing w:line="204" w:lineRule="auto"/>
               <w:jc w:val="center"/>
             </w:pPr>
-            <w:r/>
             <w:r>
               <w:rPr>
-                <w:rFonts w:ascii="Times New Roman" w:hAnsi="Times New Roman" w:eastAsia="Times New Roman"/>
-                <w:sz w:val="16"/>
+                <w:color w:val="000000"/>
+                <w:szCs w:val="40"/>
               </w:rPr>
               <w:t>{{PASSPORT}}</w:t>
             </w:r>
@@ -706,26 +724,49 @@
       <w:r>
         <w:t xml:space="preserve"> </w:t>
       </w:r>
+      <w:r>
+        <w:rPr>
+          <w:color w:val="000000"/>
+        </w:rPr>
+        <w:t>{{SNILS}}</w:t>
+      </w:r>
     </w:p>
     <w:p>
       <w:pPr>
-        <w:pBdr>
-          <w:top w:val="single" w:sz="4" w:space="1" w:color="000000"/>
-        </w:pBdr>
-        <w:ind w:left="5301" w:right="113"/>
-        <w:jc w:val="center"/>
+        <w:tabs>
+          <w:tab w:val="left" w:pos="1680"/>
+          <w:tab w:val="right" w:pos="9925"/>
+        </w:tabs>
         <w:rPr>
-          <w:sz w:val="2"/>
-          <w:szCs w:val="2"/>
+          <w:sz w:val="22"/>
         </w:rPr>
       </w:pPr>
       <w:r>
         <w:rPr>
-          <w:rFonts w:ascii="Times New Roman" w:hAnsi="Times New Roman" w:eastAsia="Times New Roman"/>
           <w:sz w:val="22"/>
-          <w:szCs w:val="2"/>
         </w:rPr>
-        <w:t>{{SNILS}}</w:t>
+        <w:t xml:space="preserve">проживающий: </w:t>
+      </w:r>
+      <w:r>
+        <w:rPr>
+          <w:color w:val="000000"/>
+          <w:sz w:val="22"/>
+        </w:rPr>
+        <w:t>{{REGISTRATION_ADDRESS}}</w:t>
+      </w:r>
+      <w:proofErr w:type="spellStart"/>
+      <w:r>
+        <w:rPr>
+          <w:color w:val="EE0000"/>
+          <w:sz w:val="22"/>
+        </w:rPr>
+      </w:r>
+      <w:proofErr w:type="spellEnd"/>
+      <w:r>
+        <w:rPr>
+          <w:color w:val="EE0000"/>
+          <w:sz w:val="22"/>
+        </w:rPr>
       </w:r>
     </w:p>
     <w:p>
@@ -738,13 +779,6 @@
           <w:u w:val="single"/>
         </w:rPr>
       </w:pPr>
-      <w:r>
-        <w:rPr>
-          <w:rFonts w:ascii="Times New Roman" w:hAnsi="Times New Roman" w:eastAsia="Times New Roman"/>
-          <w:sz w:val="22"/>
-        </w:rPr>
-        <w:t>проживающий: {{REGISTRATION_ADDRESS}}</w:t>
-      </w:r>
     </w:p>
     <w:p>
       <w:pPr>
@@ -760,7 +794,7 @@
       </w:pPr>
       <w:r>
         <w:rPr>
-          <w:rFonts w:ascii="Times New Roman" w:hAnsi="Times New Roman" w:eastAsia="Times New Roman"/>
+          <w:color w:val="000000"/>
           <w:sz w:val="22"/>
           <w:strike w:val="{{HIRE_STRIKE}}"/>
         </w:rPr>
@@ -768,14 +802,15 @@
       </w:r>
       <w:r>
         <w:rPr>
-          <w:rFonts w:ascii="Times New Roman" w:hAnsi="Times New Roman" w:eastAsia="Times New Roman"/>
+          <w:strike/>
+          <w:color w:val="000000"/>
           <w:sz w:val="22"/>
         </w:rPr>
-        <w:t>, </w:t>
+        <w:t xml:space="preserve">, </w:t>
       </w:r>
       <w:r>
         <w:rPr>
-          <w:rFonts w:ascii="Times New Roman" w:hAnsi="Times New Roman" w:eastAsia="Times New Roman"/>
+          <w:color w:val="000000"/>
           <w:sz w:val="22"/>
           <w:strike w:val="{{DISMISSAL_STRIKE}}"/>
         </w:rPr>
@@ -803,11 +838,26 @@
     </w:p>
     <w:p>
       <w:pPr>
+        <w:pBdr>
+          <w:top w:val="single" w:sz="4" w:space="1" w:color="000000"/>
+        </w:pBdr>
         <w:jc w:val="center"/>
+        <w:rPr>
+          <w:sz w:val="20"/>
+          <w:szCs w:val="20"/>
+        </w:rPr>
+      </w:pPr>
+    </w:p>
+    <w:p>
+      <w:pPr>
+        <w:jc w:val="center"/>
+        <w:rPr>
+          <w:color w:val="EE0000"/>
+        </w:rPr>
       </w:pPr>
       <w:r>
         <w:rPr>
-          <w:rFonts w:ascii="Times New Roman" w:hAnsi="Times New Roman" w:eastAsia="Times New Roman"/>
+          <w:color w:val="000000"/>
           <w:sz w:val="22"/>
         </w:rPr>
         <w:t>{{ORG_NAME}}</w:t>
@@ -819,6 +869,7 @@
           <w:top w:val="single" w:sz="4" w:space="1" w:color="000000"/>
         </w:pBdr>
         <w:rPr>
+          <w:color w:val="EE0000"/>
           <w:sz w:val="2"/>
           <w:szCs w:val="2"/>
         </w:rPr>
@@ -827,10 +878,13 @@
     <w:p>
       <w:pPr>
         <w:jc w:val="center"/>
+        <w:rPr>
+          <w:color w:val="EE0000"/>
+        </w:rPr>
       </w:pPr>
       <w:r>
         <w:rPr>
-          <w:rFonts w:ascii="Times New Roman" w:hAnsi="Times New Roman" w:eastAsia="Times New Roman"/>
+          <w:color w:val="000000"/>
           <w:sz w:val="22"/>
         </w:rPr>
         <w:t>{{ORG_SHORT_NAME}}</w:t>
@@ -857,15 +911,15 @@
     </w:p>
     <w:p>
       <w:pPr>
+        <w:pBdr>
+          <w:top w:val="single" w:sz="4" w:space="1" w:color="000000"/>
+        </w:pBdr>
         <w:jc w:val="center"/>
+        <w:rPr>
+          <w:sz w:val="20"/>
+          <w:szCs w:val="20"/>
+        </w:rPr>
       </w:pPr>
-      <w:r>
-        <w:rPr>
-          <w:rFonts w:ascii="Times New Roman" w:hAnsi="Times New Roman" w:eastAsia="Times New Roman"/>
-          <w:sz w:val="20"/>
-        </w:rPr>
-        <w:t>{{ORG_ADDRESS}}</w:t>
-      </w:r>
     </w:p>
     <w:p>
       <w:pPr>
@@ -873,7 +927,22 @@
       </w:pPr>
       <w:r>
         <w:rPr>
-          <w:rFonts w:ascii="Times New Roman" w:hAnsi="Times New Roman" w:eastAsia="Times New Roman"/>
+          <w:color w:val="000000"/>
+          <w:sz w:val="20"/>
+        </w:rPr>
+        <w:t>{{ORG_ADDRESS}}</w:t>
+      </w:r>
+      <w:proofErr w:type="spellStart"/>
+      <w:r>
+        <w:rPr>
+          <w:color w:val="EE0000"/>
+          <w:sz w:val="20"/>
+        </w:rPr>
+      </w:r>
+      <w:proofErr w:type="spellEnd"/>
+      <w:r>
+        <w:rPr>
+          <w:color w:val="EE0000"/>
           <w:sz w:val="20"/>
         </w:rPr>
       </w:r>
@@ -901,7 +970,7 @@
     <w:p>
       <w:r>
         <w:rPr>
-          <w:rFonts w:ascii="Times New Roman" w:hAnsi="Times New Roman" w:eastAsia="Times New Roman"/>
+          <w:color w:val="000000"/>
           <w:sz w:val="22"/>
         </w:rPr>
         <w:t>на должность: {{POSITION}}</w:t>
@@ -958,24 +1027,23 @@
         <w:tc>
           <w:tcPr>
             <w:tcW w:w="1106" w:type="dxa"/>
-            <w:vAlign w:val="center"/>
             <w:tcMar>
               <w:top w:w="0" w:type="dxa"/>
               <w:left w:w="0" w:type="dxa"/>
               <w:bottom w:w="0" w:type="dxa"/>
               <w:right w:w="0" w:type="dxa"/>
             </w:tcMar>
+            <w:vAlign w:val="bottom"/>
           </w:tcPr>
           <w:p>
             <w:pPr>
-              <w:spacing w:before="0" w:after="0" w:line="204" w:lineRule="auto"/>
+              <w:spacing w:line="204" w:lineRule="auto"/>
               <w:jc w:val="center"/>
             </w:pPr>
-            <w:r/>
             <w:r>
               <w:rPr>
-                <w:rFonts w:ascii="Times New Roman" w:hAnsi="Times New Roman" w:eastAsia="Times New Roman"/>
-                <w:sz w:val="16"/>
+                <w:color w:val="000000"/>
+                <w:szCs w:val="40"/>
               </w:rPr>
               <w:t>{{ORDER_NUMBER}}</w:t>
             </w:r>
@@ -998,24 +1066,22 @@
         <w:tc>
           <w:tcPr>
             <w:tcW w:w="397" w:type="dxa"/>
-            <w:vAlign w:val="center"/>
             <w:tcMar>
               <w:top w:w="0" w:type="dxa"/>
               <w:left w:w="0" w:type="dxa"/>
               <w:bottom w:w="0" w:type="dxa"/>
               <w:right w:w="0" w:type="dxa"/>
             </w:tcMar>
+            <w:vAlign w:val="bottom"/>
           </w:tcPr>
           <w:p>
             <w:pPr>
-              <w:spacing w:before="0" w:after="0" w:line="204" w:lineRule="auto"/>
+              <w:spacing w:line="204" w:lineRule="auto"/>
               <w:jc w:val="center"/>
             </w:pPr>
-            <w:r/>
             <w:r>
               <w:rPr>
-                <w:rFonts w:ascii="Times New Roman" w:hAnsi="Times New Roman" w:eastAsia="Times New Roman"/>
-                <w:sz w:val="16"/>
+                <w:color w:val="000000"/>
               </w:rPr>
               <w:t>{{ORDER_DAY}}</w:t>
             </w:r>
@@ -1035,24 +1101,22 @@
         <w:tc>
           <w:tcPr>
             <w:tcW w:w="1361" w:type="dxa"/>
-            <w:vAlign w:val="center"/>
             <w:tcMar>
               <w:top w:w="0" w:type="dxa"/>
               <w:left w:w="0" w:type="dxa"/>
               <w:bottom w:w="0" w:type="dxa"/>
               <w:right w:w="0" w:type="dxa"/>
             </w:tcMar>
+            <w:vAlign w:val="bottom"/>
           </w:tcPr>
           <w:p>
             <w:pPr>
-              <w:spacing w:before="0" w:after="0" w:line="204" w:lineRule="auto"/>
+              <w:spacing w:line="204" w:lineRule="auto"/>
               <w:jc w:val="center"/>
             </w:pPr>
-            <w:r/>
             <w:r>
               <w:rPr>
-                <w:rFonts w:ascii="Times New Roman" w:hAnsi="Times New Roman" w:eastAsia="Times New Roman"/>
-                <w:sz w:val="16"/>
+                <w:color w:val="000000"/>
               </w:rPr>
               <w:t>{{ORDER_MONTH}}</w:t>
             </w:r>
@@ -1075,24 +1139,22 @@
         <w:tc>
           <w:tcPr>
             <w:tcW w:w="652" w:type="dxa"/>
-            <w:vAlign w:val="center"/>
             <w:tcMar>
               <w:top w:w="0" w:type="dxa"/>
               <w:left w:w="0" w:type="dxa"/>
               <w:bottom w:w="0" w:type="dxa"/>
               <w:right w:w="0" w:type="dxa"/>
             </w:tcMar>
+            <w:vAlign w:val="bottom"/>
           </w:tcPr>
           <w:p>
             <w:pPr>
-              <w:spacing w:before="0" w:after="0" w:line="204" w:lineRule="auto"/>
+              <w:spacing w:line="204" w:lineRule="auto"/>
               <w:jc w:val="center"/>
             </w:pPr>
-            <w:r/>
             <w:r>
               <w:rPr>
-                <w:rFonts w:ascii="Times New Roman" w:hAnsi="Times New Roman" w:eastAsia="Times New Roman"/>
-                <w:sz w:val="16"/>
+                <w:color w:val="000000"/>
               </w:rPr>
               <w:t>{{ORDER_YEAR}}</w:t>
             </w:r>
@@ -1119,8 +1181,8 @@
         <w:tblLook w:val="0000" w:firstRow="0" w:lastRow="0" w:firstColumn="0" w:lastColumn="0" w:noHBand="0" w:noVBand="0"/>
       </w:tblPr>
       <w:tblGrid>
-        <w:gridCol w:w="3712"/>
-        <w:gridCol w:w="567"/>
+        <w:gridCol w:w="3261"/>
+        <w:gridCol w:w="1018"/>
         <w:gridCol w:w="2268"/>
         <w:gridCol w:w="567"/>
         <w:gridCol w:w="2866"/>
@@ -1128,28 +1190,31 @@
       <w:tr>
         <w:tc>
           <w:tcPr>
-            <w:tcW w:w="3713" w:type="dxa"/>
+            <w:tcW w:w="3261" w:type="dxa"/>
             <w:tcBorders>
               <w:bottom w:val="single" w:sz="4" w:space="0" w:color="auto"/>
             </w:tcBorders>
-            <w:vAlign w:val="center"/>
             <w:tcMar>
               <w:top w:w="0" w:type="dxa"/>
               <w:left w:w="0" w:type="dxa"/>
               <w:bottom w:w="0" w:type="dxa"/>
               <w:right w:w="0" w:type="dxa"/>
             </w:tcMar>
+            <w:vAlign w:val="center"/>
           </w:tcPr>
           <w:p>
             <w:pPr>
-              <w:spacing w:before="0" w:after="0" w:line="204" w:lineRule="auto"/>
-              <w:jc w:val="left"/>
+              <w:spacing w:line="204" w:lineRule="auto"/>
+              <w:jc w:val="center"/>
+              <w:rPr>
+                <w:color w:val="EE0000"/>
+                <w:szCs w:val="40"/>
+              </w:rPr>
             </w:pPr>
-            <w:r/>
             <w:r>
               <w:rPr>
-                <w:rFonts w:ascii="Times New Roman" w:hAnsi="Times New Roman" w:eastAsia="Times New Roman"/>
-                <w:sz w:val="16"/>
+                <w:color w:val="000000"/>
+                <w:szCs w:val="40"/>
               </w:rPr>
               <w:t>{{DIRECTOR_POSITION}}</w:t>
             </w:r>
@@ -1157,12 +1222,16 @@
         </w:tc>
         <w:tc>
           <w:tcPr>
-            <w:tcW w:w="567" w:type="dxa"/>
+            <w:tcW w:w="1018" w:type="dxa"/>
             <w:vAlign w:val="bottom"/>
           </w:tcPr>
           <w:p>
             <w:pPr>
               <w:jc w:val="center"/>
+              <w:rPr>
+                <w:color w:val="EE0000"/>
+                <w:szCs w:val="40"/>
+              </w:rPr>
             </w:pPr>
           </w:p>
         </w:tc>
@@ -1177,6 +1246,10 @@
           <w:p>
             <w:pPr>
               <w:jc w:val="center"/>
+              <w:rPr>
+                <w:color w:val="EE0000"/>
+                <w:szCs w:val="40"/>
+              </w:rPr>
             </w:pPr>
           </w:p>
         </w:tc>
@@ -1188,6 +1261,10 @@
           <w:p>
             <w:pPr>
               <w:jc w:val="center"/>
+              <w:rPr>
+                <w:color w:val="EE0000"/>
+                <w:szCs w:val="40"/>
+              </w:rPr>
             </w:pPr>
           </w:p>
         </w:tc>
@@ -1197,24 +1274,27 @@
             <w:tcBorders>
               <w:bottom w:val="single" w:sz="4" w:space="0" w:color="auto"/>
             </w:tcBorders>
-            <w:vAlign w:val="center"/>
             <w:tcMar>
               <w:top w:w="0" w:type="dxa"/>
               <w:left w:w="0" w:type="dxa"/>
               <w:bottom w:w="0" w:type="dxa"/>
               <w:right w:w="0" w:type="dxa"/>
             </w:tcMar>
+            <w:vAlign w:val="center"/>
           </w:tcPr>
           <w:p>
             <w:pPr>
-              <w:spacing w:before="0" w:after="0" w:line="204" w:lineRule="auto"/>
+              <w:spacing w:line="204" w:lineRule="auto"/>
               <w:jc w:val="center"/>
+              <w:rPr>
+                <w:color w:val="EE0000"/>
+                <w:szCs w:val="40"/>
+              </w:rPr>
             </w:pPr>
-            <w:r/>
             <w:r>
               <w:rPr>
-                <w:rFonts w:ascii="Times New Roman" w:hAnsi="Times New Roman" w:eastAsia="Times New Roman"/>
-                <w:sz w:val="16"/>
+                <w:color w:val="000000"/>
+                <w:szCs w:val="40"/>
               </w:rPr>
               <w:t>{{DIRECTOR_NAME}}</w:t>
             </w:r>
@@ -1224,7 +1304,7 @@
       <w:tr>
         <w:tc>
           <w:tcPr>
-            <w:tcW w:w="3713" w:type="dxa"/>
+            <w:tcW w:w="3261" w:type="dxa"/>
             <w:tcBorders>
               <w:top w:val="single" w:sz="4" w:space="0" w:color="auto"/>
             </w:tcBorders>
@@ -1248,7 +1328,7 @@
         </w:tc>
         <w:tc>
           <w:tcPr>
-            <w:tcW w:w="567" w:type="dxa"/>
+            <w:tcW w:w="1018" w:type="dxa"/>
           </w:tcPr>
           <w:p>
             <w:pPr>
@@ -1318,7 +1398,23 @@
                 <w:sz w:val="20"/>
                 <w:szCs w:val="20"/>
               </w:rPr>
-              <w:t>(ф.и.о.)</w:t>
+              <w:t>(</w:t>
+            </w:r>
+            <w:proofErr w:type="spellStart"/>
+            <w:r>
+              <w:rPr>
+                <w:sz w:val="20"/>
+                <w:szCs w:val="20"/>
+              </w:rPr>
+              <w:t>ф.и.о.</w:t>
+            </w:r>
+            <w:proofErr w:type="spellEnd"/>
+            <w:r>
+              <w:rPr>
+                <w:sz w:val="20"/>
+                <w:szCs w:val="20"/>
+              </w:rPr>
+              <w:t>)</w:t>
             </w:r>
           </w:p>
         </w:tc>
@@ -1352,8 +1448,8 @@
         <w:tblLook w:val="0000" w:firstRow="0" w:lastRow="0" w:firstColumn="0" w:lastColumn="0" w:noHBand="0" w:noVBand="0"/>
       </w:tblPr>
       <w:tblGrid>
-        <w:gridCol w:w="3712"/>
-        <w:gridCol w:w="567"/>
+        <w:gridCol w:w="3261"/>
+        <w:gridCol w:w="1018"/>
         <w:gridCol w:w="2268"/>
         <w:gridCol w:w="567"/>
         <w:gridCol w:w="2866"/>
@@ -1361,28 +1457,31 @@
       <w:tr>
         <w:tc>
           <w:tcPr>
-            <w:tcW w:w="3713" w:type="dxa"/>
+            <w:tcW w:w="3261" w:type="dxa"/>
             <w:tcBorders>
               <w:bottom w:val="single" w:sz="4" w:space="0" w:color="auto"/>
             </w:tcBorders>
-            <w:vAlign w:val="center"/>
             <w:tcMar>
               <w:top w:w="0" w:type="dxa"/>
               <w:left w:w="0" w:type="dxa"/>
               <w:bottom w:w="0" w:type="dxa"/>
               <w:right w:w="0" w:type="dxa"/>
             </w:tcMar>
+            <w:vAlign w:val="center"/>
           </w:tcPr>
           <w:p>
             <w:pPr>
-              <w:spacing w:before="0" w:after="0" w:line="204" w:lineRule="auto"/>
-              <w:jc w:val="left"/>
+              <w:spacing w:line="204" w:lineRule="auto"/>
+              <w:jc w:val="center"/>
+              <w:rPr>
+                <w:color w:val="EE0000"/>
+                <w:szCs w:val="40"/>
+              </w:rPr>
             </w:pPr>
-            <w:r/>
             <w:r>
               <w:rPr>
-                <w:rFonts w:ascii="Times New Roman" w:hAnsi="Times New Roman" w:eastAsia="Times New Roman"/>
-                <w:sz w:val="16"/>
+                <w:color w:val="000000"/>
+                <w:szCs w:val="40"/>
               </w:rPr>
               <w:t>{{RESPONSIBLE_POSITION}}</w:t>
             </w:r>
@@ -1390,12 +1489,16 @@
         </w:tc>
         <w:tc>
           <w:tcPr>
-            <w:tcW w:w="567" w:type="dxa"/>
+            <w:tcW w:w="1018" w:type="dxa"/>
             <w:vAlign w:val="bottom"/>
           </w:tcPr>
           <w:p>
             <w:pPr>
               <w:jc w:val="center"/>
+              <w:rPr>
+                <w:color w:val="EE0000"/>
+                <w:szCs w:val="40"/>
+              </w:rPr>
             </w:pPr>
           </w:p>
         </w:tc>
@@ -1410,6 +1513,10 @@
           <w:p>
             <w:pPr>
               <w:jc w:val="center"/>
+              <w:rPr>
+                <w:color w:val="EE0000"/>
+                <w:szCs w:val="40"/>
+              </w:rPr>
             </w:pPr>
           </w:p>
         </w:tc>
@@ -1421,6 +1528,10 @@
           <w:p>
             <w:pPr>
               <w:jc w:val="center"/>
+              <w:rPr>
+                <w:color w:val="EE0000"/>
+                <w:szCs w:val="40"/>
+              </w:rPr>
             </w:pPr>
           </w:p>
         </w:tc>
@@ -1430,24 +1541,27 @@
             <w:tcBorders>
               <w:bottom w:val="single" w:sz="4" w:space="0" w:color="auto"/>
             </w:tcBorders>
-            <w:vAlign w:val="center"/>
             <w:tcMar>
               <w:top w:w="0" w:type="dxa"/>
               <w:left w:w="0" w:type="dxa"/>
               <w:bottom w:w="0" w:type="dxa"/>
               <w:right w:w="0" w:type="dxa"/>
             </w:tcMar>
+            <w:vAlign w:val="center"/>
           </w:tcPr>
           <w:p>
             <w:pPr>
-              <w:spacing w:before="0" w:after="0" w:line="204" w:lineRule="auto"/>
+              <w:spacing w:line="204" w:lineRule="auto"/>
               <w:jc w:val="center"/>
+              <w:rPr>
+                <w:color w:val="EE0000"/>
+                <w:szCs w:val="40"/>
+              </w:rPr>
             </w:pPr>
-            <w:r/>
             <w:r>
               <w:rPr>
-                <w:rFonts w:ascii="Times New Roman" w:hAnsi="Times New Roman" w:eastAsia="Times New Roman"/>
-                <w:sz w:val="16"/>
+                <w:color w:val="000000"/>
+                <w:szCs w:val="40"/>
               </w:rPr>
               <w:t>{{RESPONSIBLE_NAME}}</w:t>
             </w:r>
@@ -1457,7 +1571,7 @@
       <w:tr>
         <w:tc>
           <w:tcPr>
-            <w:tcW w:w="3713" w:type="dxa"/>
+            <w:tcW w:w="3261" w:type="dxa"/>
             <w:tcBorders>
               <w:top w:val="single" w:sz="4" w:space="0" w:color="auto"/>
             </w:tcBorders>
@@ -1481,7 +1595,7 @@
         </w:tc>
         <w:tc>
           <w:tcPr>
-            <w:tcW w:w="567" w:type="dxa"/>
+            <w:tcW w:w="1018" w:type="dxa"/>
           </w:tcPr>
           <w:p>
             <w:pPr>
@@ -1551,7 +1665,23 @@
                 <w:sz w:val="20"/>
                 <w:szCs w:val="20"/>
               </w:rPr>
-              <w:t>(ф.и.о.)</w:t>
+              <w:t>(</w:t>
+            </w:r>
+            <w:proofErr w:type="spellStart"/>
+            <w:r>
+              <w:rPr>
+                <w:sz w:val="20"/>
+                <w:szCs w:val="20"/>
+              </w:rPr>
+              <w:t>ф.и.о.</w:t>
+            </w:r>
+            <w:proofErr w:type="spellEnd"/>
+            <w:r>
+              <w:rPr>
+                <w:sz w:val="20"/>
+                <w:szCs w:val="20"/>
+              </w:rPr>
+              <w:t>)</w:t>
             </w:r>
           </w:p>
         </w:tc>

--- a/public/documents/f2-template.docx
+++ b/public/documents/f2-template.docx
@@ -169,6 +169,7 @@
                 <w:rFonts w:ascii="Trebuchet MS" w:hAnsi="Trebuchet MS"/>
                 <w:b/>
                 <w:bCs/>
+                <w:color w:val="EE0000"/>
                 <w:sz w:val="22"/>
                 <w:szCs w:val="22"/>
               </w:rPr>
@@ -181,17 +182,18 @@
                 <w:sz w:val="22"/>
                 <w:szCs w:val="22"/>
               </w:rPr>
-              <w:t xml:space="preserve">   </w:t>
+              <w:t xml:space="preserve">{{F2_BRANCH_TITLE}}</w:t>
             </w:r>
             <w:r>
               <w:rPr>
                 <w:rFonts w:ascii="Trebuchet MS" w:hAnsi="Trebuchet MS"/>
                 <w:b/>
                 <w:bCs/>
+                <w:color w:val="EE0000"/>
                 <w:sz w:val="22"/>
                 <w:szCs w:val="22"/>
               </w:rPr>
-              <w:t>ФИЛИАЛ АО ЦА «СОЛЯРИС»</w:t>
+              <w:t/>
             </w:r>
           </w:p>
           <w:p>
@@ -201,6 +203,7 @@
                 <w:rFonts w:ascii="Trebuchet MS" w:hAnsi="Trebuchet MS"/>
                 <w:b/>
                 <w:bCs/>
+                <w:color w:val="EE0000"/>
                 <w:sz w:val="22"/>
                 <w:szCs w:val="22"/>
               </w:rPr>
@@ -210,10 +213,11 @@
                 <w:rFonts w:ascii="Trebuchet MS" w:hAnsi="Trebuchet MS"/>
                 <w:b/>
                 <w:bCs/>
+                <w:color w:val="EE0000"/>
                 <w:sz w:val="22"/>
                 <w:szCs w:val="22"/>
               </w:rPr>
-              <w:t xml:space="preserve"> (город Москва)</w:t>
+              <w:t xml:space="preserve">{{F2_BRANCH_CITY}}</w:t>
             </w:r>
           </w:p>
           <w:p>
@@ -459,7 +463,7 @@
     </w:tbl>
     <w:p>
       <w:pPr>
-        <w:spacing w:before="720" w:after="120"/>
+        <w:spacing w:before="360" w:after="120"/>
         <w:jc w:val="center"/>
         <w:rPr>
           <w:b/>
@@ -524,112 +528,351 @@
         <w:t>(из образовательной организации)</w:t>
       </w:r>
     </w:p>
-    <w:p>
-      <w:pPr>
-        <w:tabs>
-          <w:tab w:val="right" w:pos="9925"/>
-        </w:tabs>
-      </w:pPr>
-      <w:r>
-        <w:t xml:space="preserve">Сообщаю, что гражданин </w:t>
-      </w:r>
-      <w:r>
-        <w:rPr>
-          <w:color w:val="000000"/>
-        </w:rPr>
-        <w:t>{{FULL_NAME}},</w:t>
-      </w:r>
-    </w:p>
-    <w:p>
-      <w:pPr>
-        <w:pBdr>
-          <w:top w:val="single" w:sz="4" w:space="1" w:color="000000"/>
-        </w:pBdr>
-        <w:spacing w:after="60"/>
-        <w:ind w:left="2739" w:right="113"/>
-        <w:jc w:val="center"/>
-        <w:rPr>
-          <w:sz w:val="20"/>
-          <w:szCs w:val="20"/>
-        </w:rPr>
-      </w:pPr>
-      <w:r>
-        <w:rPr>
-          <w:sz w:val="20"/>
-          <w:szCs w:val="20"/>
-        </w:rPr>
-        <w:t>(</w:t>
-      </w:r>
-      <w:proofErr w:type="spellStart"/>
-      <w:r>
-        <w:rPr>
-          <w:sz w:val="20"/>
-          <w:szCs w:val="20"/>
-        </w:rPr>
-        <w:t>ф.и.о.</w:t>
-      </w:r>
-      <w:proofErr w:type="spellEnd"/>
-      <w:r>
-        <w:rPr>
-          <w:sz w:val="20"/>
-          <w:szCs w:val="20"/>
-        </w:rPr>
-        <w:t>)</w:t>
-      </w:r>
-    </w:p>
-    <w:p>
-      <w:pPr>
-        <w:tabs>
-          <w:tab w:val="right" w:pos="9925"/>
-        </w:tabs>
-      </w:pPr>
-      <w:r>
-        <w:t xml:space="preserve">подлежащий воинскому учету, воинское звание </w:t>
-      </w:r>
-      <w:r>
-        <w:rPr>
-          <w:color w:val="000000"/>
-        </w:rPr>
-        <w:t>{{MILITARY_RANK}},</w:t>
-      </w:r>
-    </w:p>
-    <w:p>
-      <w:pPr>
-        <w:pBdr>
-          <w:top w:val="single" w:sz="4" w:space="1" w:color="000000"/>
-        </w:pBdr>
-        <w:ind w:left="5012" w:right="113"/>
-        <w:jc w:val="center"/>
-        <w:rPr>
-          <w:sz w:val="2"/>
-          <w:szCs w:val="2"/>
-        </w:rPr>
-      </w:pPr>
-    </w:p>
     <w:tbl>
       <w:tblPr>
-        <w:tblW w:w="10036" w:type="dxa"/>
-        <w:tblLayout w:type="fixed"/>
-        <w:tblCellMar>
-          <w:left w:w="28" w:type="dxa"/>
-          <w:right w:w="28" w:type="dxa"/>
-        </w:tblCellMar>
-        <w:tblLook w:val="0000" w:firstRow="0" w:lastRow="0" w:firstColumn="0" w:lastColumn="0" w:noHBand="0" w:noVBand="0"/>
+        <w:tblStyle w:val="ac"/>
+        <w:tblW w:w="0" w:type="auto"/>
+        <w:tblLook w:val="04A0" w:firstRow="1" w:lastRow="0" w:firstColumn="1" w:lastColumn="0" w:noHBand="0" w:noVBand="1"/>
       </w:tblPr>
       <w:tblGrid>
-        <w:gridCol w:w="1644"/>
-        <w:gridCol w:w="2438"/>
-        <w:gridCol w:w="2722"/>
-        <w:gridCol w:w="3062"/>
-        <w:gridCol w:w="170"/>
+        <w:gridCol w:w="1720"/>
+        <w:gridCol w:w="264"/>
+        <w:gridCol w:w="1134"/>
+        <w:gridCol w:w="1102"/>
+        <w:gridCol w:w="1025"/>
+        <w:gridCol w:w="364"/>
+        <w:gridCol w:w="1474"/>
+        <w:gridCol w:w="2533"/>
+        <w:gridCol w:w="295"/>
       </w:tblGrid>
       <w:tr>
         <w:tc>
           <w:tcPr>
-            <w:tcW w:w="1644" w:type="dxa"/>
+            <w:tcW w:w="3118" w:type="dxa"/>
+            <w:gridSpan w:val="3"/>
+            <w:tcBorders>
+              <w:top w:val="nil"/>
+              <w:left w:val="nil"/>
+              <w:bottom w:val="nil"/>
+              <w:right w:val="nil"/>
+            </w:tcBorders>
+          </w:tcPr>
+          <w:p>
+            <w:pPr>
+              <w:tabs>
+                <w:tab w:val="right" w:pos="9925"/>
+              </w:tabs>
+              <w:rPr>
+                <w:color w:val="000000"/>
+              </w:rPr>
+            </w:pPr>
+            <w:r>
+              <w:t xml:space="preserve">Сообщаю, что гражданин </w:t>
+            </w:r>
+          </w:p>
+        </w:tc>
+        <w:tc>
+          <w:tcPr>
+            <w:tcW w:w="6498" w:type="dxa"/>
+            <w:gridSpan w:val="5"/>
+            <w:tcBorders>
+              <w:top w:val="nil"/>
+              <w:left w:val="nil"/>
+              <w:bottom w:val="single" w:sz="4" w:space="0" w:color="auto"/>
+              <w:right w:val="nil"/>
+            </w:tcBorders>
+          </w:tcPr>
+          <w:p>
+            <w:pPr>
+              <w:tabs>
+                <w:tab w:val="right" w:pos="9925"/>
+              </w:tabs>
+              <w:rPr>
+                <w:color w:val="000000"/>
+              </w:rPr>
+            </w:pPr>
+            <w:r>
+              <w:rPr>
+                <w:color w:val="000000"/>
+              </w:rPr>
+              <w:t>{{FULL_NAME}}</w:t>
+            </w:r>
+          </w:p>
+        </w:tc>
+        <w:tc>
+          <w:tcPr>
+            <w:tcW w:w="295" w:type="dxa"/>
+            <w:tcBorders>
+              <w:top w:val="nil"/>
+              <w:left w:val="nil"/>
+              <w:bottom w:val="nil"/>
+              <w:right w:val="nil"/>
+            </w:tcBorders>
+          </w:tcPr>
+          <w:p>
+            <w:pPr>
+              <w:tabs>
+                <w:tab w:val="right" w:pos="9925"/>
+              </w:tabs>
+              <w:rPr>
+                <w:color w:val="000000"/>
+              </w:rPr>
+            </w:pPr>
+            <w:r>
+              <w:rPr>
+                <w:color w:val="000000"/>
+              </w:rPr>
+              <w:t>,</w:t>
+            </w:r>
+          </w:p>
+        </w:tc>
+      </w:tr>
+      <w:tr>
+        <w:trPr>
+          <w:trHeight w:val="122"/>
+        </w:trPr>
+        <w:tc>
+          <w:tcPr>
+            <w:tcW w:w="9616" w:type="dxa"/>
+            <w:gridSpan w:val="8"/>
+            <w:tcBorders>
+              <w:top w:val="nil"/>
+              <w:left w:val="nil"/>
+              <w:bottom w:val="nil"/>
+              <w:right w:val="nil"/>
+            </w:tcBorders>
+          </w:tcPr>
+          <w:p>
+            <w:pPr>
+              <w:tabs>
+                <w:tab w:val="right" w:pos="9925"/>
+              </w:tabs>
+              <w:jc w:val="center"/>
+              <w:rPr>
+                <w:sz w:val="20"/>
+                <w:szCs w:val="20"/>
+              </w:rPr>
+            </w:pPr>
+            <w:r>
+              <w:rPr>
+                <w:sz w:val="18"/>
+                <w:szCs w:val="18"/>
+              </w:rPr>
+              <w:t>(</w:t>
+            </w:r>
+            <w:proofErr w:type="spellStart"/>
+            <w:r>
+              <w:rPr>
+                <w:sz w:val="18"/>
+                <w:szCs w:val="18"/>
+              </w:rPr>
+              <w:t>ф.и.о.</w:t>
+            </w:r>
+            <w:proofErr w:type="spellEnd"/>
+            <w:r>
+              <w:rPr>
+                <w:sz w:val="18"/>
+                <w:szCs w:val="18"/>
+              </w:rPr>
+              <w:t>)</w:t>
+            </w:r>
+          </w:p>
+        </w:tc>
+        <w:tc>
+          <w:tcPr>
+            <w:tcW w:w="295" w:type="dxa"/>
+            <w:tcBorders>
+              <w:top w:val="nil"/>
+              <w:left w:val="nil"/>
+              <w:bottom w:val="nil"/>
+              <w:right w:val="nil"/>
+            </w:tcBorders>
+          </w:tcPr>
+          <w:p>
+            <w:pPr>
+              <w:tabs>
+                <w:tab w:val="right" w:pos="9925"/>
+              </w:tabs>
+              <w:jc w:val="center"/>
+              <w:rPr>
+                <w:sz w:val="20"/>
+                <w:szCs w:val="20"/>
+              </w:rPr>
+            </w:pPr>
+          </w:p>
+        </w:tc>
+      </w:tr>
+      <w:tr>
+        <w:trPr>
+          <w:trHeight w:val="177"/>
+        </w:trPr>
+        <w:tc>
+          <w:tcPr>
+            <w:tcW w:w="5245" w:type="dxa"/>
+            <w:gridSpan w:val="5"/>
+            <w:tcBorders>
+              <w:top w:val="nil"/>
+              <w:left w:val="nil"/>
+              <w:bottom w:val="nil"/>
+              <w:right w:val="nil"/>
+            </w:tcBorders>
+          </w:tcPr>
+          <w:p>
+            <w:pPr>
+              <w:tabs>
+                <w:tab w:val="right" w:pos="9925"/>
+              </w:tabs>
+              <w:rPr>
+                <w:sz w:val="2"/>
+                <w:szCs w:val="2"/>
+              </w:rPr>
+            </w:pPr>
+            <w:r>
+              <w:t xml:space="preserve">подлежащий воинскому учету, воинское звание </w:t>
+            </w:r>
+          </w:p>
+        </w:tc>
+        <w:tc>
+          <w:tcPr>
+            <w:tcW w:w="4371" w:type="dxa"/>
+            <w:gridSpan w:val="3"/>
+            <w:tcBorders>
+              <w:top w:val="nil"/>
+              <w:left w:val="nil"/>
+              <w:bottom w:val="single" w:sz="4" w:space="0" w:color="auto"/>
+              <w:right w:val="nil"/>
+            </w:tcBorders>
+          </w:tcPr>
+          <w:p>
+            <w:pPr>
+              <w:tabs>
+                <w:tab w:val="right" w:pos="9925"/>
+              </w:tabs>
+              <w:outlineLvl w:val="0"/>
+            </w:pPr>
+            <w:r>
+              <w:t>{{MILITARY_RANK}}</w:t>
+            </w:r>
+          </w:p>
+        </w:tc>
+        <w:tc>
+          <w:tcPr>
+            <w:tcW w:w="295" w:type="dxa"/>
+            <w:tcBorders>
+              <w:top w:val="nil"/>
+              <w:left w:val="nil"/>
+              <w:bottom w:val="nil"/>
+              <w:right w:val="nil"/>
+            </w:tcBorders>
+          </w:tcPr>
+          <w:p>
+            <w:pPr>
+              <w:tabs>
+                <w:tab w:val="right" w:pos="9925"/>
+              </w:tabs>
+              <w:rPr>
+                <w:sz w:val="2"/>
+                <w:szCs w:val="2"/>
+              </w:rPr>
+            </w:pPr>
+            <w:r>
+              <w:rPr>
+                <w:color w:val="000000"/>
+              </w:rPr>
+              <w:t>,</w:t>
+            </w:r>
+          </w:p>
+        </w:tc>
+      </w:tr>
+      <w:tr>
+        <w:trPr>
+          <w:cantSplit/>
+          <w:trHeight w:hRule="exact" w:val="57"/>
+        </w:trPr>
+        <w:tc>
+          <w:tcPr>
+            <w:tcW w:w="5245" w:type="dxa"/>
+            <w:gridSpan w:val="5"/>
+            <w:tcBorders>
+              <w:top w:val="nil"/>
+              <w:left w:val="nil"/>
+              <w:bottom w:val="nil"/>
+              <w:right w:val="nil"/>
+            </w:tcBorders>
+          </w:tcPr>
+          <w:p>
+            <w:pPr>
+              <w:tabs>
+                <w:tab w:val="right" w:pos="9925"/>
+              </w:tabs>
+            </w:pPr>
+          </w:p>
+        </w:tc>
+        <w:tc>
+          <w:tcPr>
+            <w:tcW w:w="0" w:type="auto"/>
+            <w:gridSpan w:val="3"/>
+            <w:tcBorders>
+              <w:top w:val="single" w:sz="4" w:space="0" w:color="auto"/>
+              <w:left w:val="nil"/>
+              <w:bottom w:val="nil"/>
+              <w:right w:val="nil"/>
+            </w:tcBorders>
+          </w:tcPr>
+          <w:p>
+            <w:pPr>
+              <w:tabs>
+                <w:tab w:val="right" w:pos="9925"/>
+              </w:tabs>
+              <w:outlineLvl w:val="0"/>
+              <w:rPr>
+                <w:sz w:val="2"/>
+                <w:szCs w:val="2"/>
+              </w:rPr>
+            </w:pPr>
+          </w:p>
+        </w:tc>
+        <w:tc>
+          <w:tcPr>
+            <w:tcW w:w="295" w:type="dxa"/>
+            <w:tcBorders>
+              <w:top w:val="nil"/>
+              <w:left w:val="nil"/>
+              <w:bottom w:val="nil"/>
+              <w:right w:val="nil"/>
+            </w:tcBorders>
+          </w:tcPr>
+          <w:p>
+            <w:pPr>
+              <w:tabs>
+                <w:tab w:val="right" w:pos="9925"/>
+              </w:tabs>
+              <w:rPr>
+                <w:color w:val="000000"/>
+              </w:rPr>
+            </w:pPr>
+          </w:p>
+        </w:tc>
+      </w:tr>
+      <w:tr>
+        <w:tc>
+          <w:tcPr>
+            <w:tcW w:w="1984" w:type="dxa"/>
+            <w:gridSpan w:val="2"/>
+            <w:tcBorders>
+              <w:top w:val="nil"/>
+              <w:left w:val="nil"/>
+              <w:bottom w:val="nil"/>
+              <w:right w:val="nil"/>
+            </w:tcBorders>
             <w:vAlign w:val="bottom"/>
           </w:tcPr>
           <w:p>
+            <w:pPr>
+              <w:tabs>
+                <w:tab w:val="right" w:pos="9925"/>
+              </w:tabs>
+            </w:pPr>
             <w:r>
               <w:t>дата рождения</w:t>
             </w:r>
@@ -637,19 +880,21 @@
         </w:tc>
         <w:tc>
           <w:tcPr>
-            <w:tcW w:w="2438" w:type="dxa"/>
-            <w:tcMar>
-              <w:top w:w="0" w:type="dxa"/>
-              <w:left w:w="0" w:type="dxa"/>
-              <w:bottom w:w="0" w:type="dxa"/>
-              <w:right w:w="0" w:type="dxa"/>
-            </w:tcMar>
+            <w:tcW w:w="2236" w:type="dxa"/>
+            <w:gridSpan w:val="2"/>
+            <w:tcBorders>
+              <w:top w:val="nil"/>
+              <w:left w:val="nil"/>
+              <w:bottom w:val="single" w:sz="4" w:space="0" w:color="auto"/>
+              <w:right w:val="nil"/>
+            </w:tcBorders>
             <w:vAlign w:val="center"/>
           </w:tcPr>
           <w:p>
             <w:pPr>
-              <w:spacing w:line="204" w:lineRule="auto"/>
-              <w:jc w:val="center"/>
+              <w:tabs>
+                <w:tab w:val="right" w:pos="9925"/>
+              </w:tabs>
             </w:pPr>
             <w:r>
               <w:rPr>
@@ -662,33 +907,43 @@
         </w:tc>
         <w:tc>
           <w:tcPr>
-            <w:tcW w:w="2722" w:type="dxa"/>
+            <w:tcW w:w="2863" w:type="dxa"/>
+            <w:gridSpan w:val="3"/>
+            <w:tcBorders>
+              <w:top w:val="nil"/>
+              <w:left w:val="nil"/>
+              <w:bottom w:val="nil"/>
+              <w:right w:val="nil"/>
+            </w:tcBorders>
             <w:vAlign w:val="bottom"/>
           </w:tcPr>
           <w:p>
+            <w:pPr>
+              <w:tabs>
+                <w:tab w:val="right" w:pos="9925"/>
+              </w:tabs>
+            </w:pPr>
             <w:r>
-              <w:t>, серия и номер паспорта</w:t>
-            </w:r>
-            <w:r>
-              <w:t xml:space="preserve"> </w:t>
+              <w:t xml:space="preserve">, серия и номер паспорта </w:t>
             </w:r>
           </w:p>
         </w:tc>
         <w:tc>
           <w:tcPr>
-            <w:tcW w:w="3062" w:type="dxa"/>
-            <w:tcMar>
-              <w:top w:w="0" w:type="dxa"/>
-              <w:left w:w="0" w:type="dxa"/>
-              <w:bottom w:w="0" w:type="dxa"/>
-              <w:right w:w="0" w:type="dxa"/>
-            </w:tcMar>
+            <w:tcW w:w="2533" w:type="dxa"/>
+            <w:tcBorders>
+              <w:top w:val="nil"/>
+              <w:left w:val="nil"/>
+              <w:bottom w:val="single" w:sz="4" w:space="0" w:color="auto"/>
+              <w:right w:val="nil"/>
+            </w:tcBorders>
             <w:vAlign w:val="center"/>
           </w:tcPr>
           <w:p>
             <w:pPr>
-              <w:spacing w:line="204" w:lineRule="auto"/>
-              <w:jc w:val="center"/>
+              <w:tabs>
+                <w:tab w:val="right" w:pos="9925"/>
+              </w:tabs>
             </w:pPr>
             <w:r>
               <w:rPr>
@@ -701,74 +956,378 @@
         </w:tc>
         <w:tc>
           <w:tcPr>
-            <w:tcW w:w="170" w:type="dxa"/>
-            <w:vAlign w:val="bottom"/>
+            <w:tcW w:w="295" w:type="dxa"/>
+            <w:tcBorders>
+              <w:top w:val="nil"/>
+              <w:left w:val="nil"/>
+              <w:bottom w:val="nil"/>
+              <w:right w:val="nil"/>
+            </w:tcBorders>
+            <w:vAlign w:val="center"/>
           </w:tcPr>
           <w:p>
+            <w:pPr>
+              <w:tabs>
+                <w:tab w:val="right" w:pos="9925"/>
+              </w:tabs>
+            </w:pPr>
             <w:r>
+              <w:rPr>
+                <w:color w:val="000000"/>
+              </w:rPr>
               <w:t>,</w:t>
             </w:r>
           </w:p>
         </w:tc>
       </w:tr>
+      <w:tr>
+        <w:trPr>
+          <w:trHeight w:hRule="exact" w:val="57"/>
+        </w:trPr>
+        <w:tc>
+          <w:tcPr>
+            <w:tcW w:w="1984" w:type="dxa"/>
+            <w:gridSpan w:val="2"/>
+            <w:tcBorders>
+              <w:top w:val="nil"/>
+              <w:left w:val="nil"/>
+              <w:bottom w:val="nil"/>
+              <w:right w:val="nil"/>
+            </w:tcBorders>
+            <w:vAlign w:val="bottom"/>
+          </w:tcPr>
+          <w:p>
+            <w:pPr>
+              <w:tabs>
+                <w:tab w:val="right" w:pos="9925"/>
+              </w:tabs>
+            </w:pPr>
+          </w:p>
+        </w:tc>
+        <w:tc>
+          <w:tcPr>
+            <w:tcW w:w="2236" w:type="dxa"/>
+            <w:gridSpan w:val="2"/>
+            <w:tcBorders>
+              <w:top w:val="single" w:sz="4" w:space="0" w:color="auto"/>
+              <w:left w:val="nil"/>
+              <w:bottom w:val="nil"/>
+              <w:right w:val="nil"/>
+            </w:tcBorders>
+            <w:vAlign w:val="center"/>
+          </w:tcPr>
+          <w:p>
+            <w:pPr>
+              <w:tabs>
+                <w:tab w:val="right" w:pos="9925"/>
+              </w:tabs>
+              <w:rPr>
+                <w:color w:val="000000"/>
+                <w:szCs w:val="40"/>
+              </w:rPr>
+            </w:pPr>
+          </w:p>
+        </w:tc>
+        <w:tc>
+          <w:tcPr>
+            <w:tcW w:w="2863" w:type="dxa"/>
+            <w:gridSpan w:val="3"/>
+            <w:tcBorders>
+              <w:top w:val="nil"/>
+              <w:left w:val="nil"/>
+              <w:bottom w:val="nil"/>
+              <w:right w:val="nil"/>
+            </w:tcBorders>
+            <w:vAlign w:val="bottom"/>
+          </w:tcPr>
+          <w:p>
+            <w:pPr>
+              <w:tabs>
+                <w:tab w:val="right" w:pos="9925"/>
+              </w:tabs>
+            </w:pPr>
+          </w:p>
+        </w:tc>
+        <w:tc>
+          <w:tcPr>
+            <w:tcW w:w="2533" w:type="dxa"/>
+            <w:tcBorders>
+              <w:top w:val="single" w:sz="4" w:space="0" w:color="auto"/>
+              <w:left w:val="nil"/>
+              <w:bottom w:val="nil"/>
+              <w:right w:val="nil"/>
+            </w:tcBorders>
+            <w:vAlign w:val="center"/>
+          </w:tcPr>
+          <w:p>
+            <w:pPr>
+              <w:tabs>
+                <w:tab w:val="right" w:pos="9925"/>
+              </w:tabs>
+              <w:rPr>
+                <w:color w:val="000000"/>
+                <w:szCs w:val="40"/>
+              </w:rPr>
+            </w:pPr>
+          </w:p>
+        </w:tc>
+        <w:tc>
+          <w:tcPr>
+            <w:tcW w:w="295" w:type="dxa"/>
+            <w:tcBorders>
+              <w:top w:val="nil"/>
+              <w:left w:val="nil"/>
+              <w:bottom w:val="nil"/>
+              <w:right w:val="nil"/>
+            </w:tcBorders>
+            <w:vAlign w:val="center"/>
+          </w:tcPr>
+          <w:p>
+            <w:pPr>
+              <w:tabs>
+                <w:tab w:val="right" w:pos="9925"/>
+              </w:tabs>
+              <w:rPr>
+                <w:color w:val="000000"/>
+              </w:rPr>
+            </w:pPr>
+          </w:p>
+        </w:tc>
+      </w:tr>
+      <w:tr>
+        <w:tc>
+          <w:tcPr>
+            <w:tcW w:w="5609" w:type="dxa"/>
+            <w:gridSpan w:val="6"/>
+            <w:tcBorders>
+              <w:top w:val="nil"/>
+              <w:left w:val="nil"/>
+              <w:bottom w:val="nil"/>
+              <w:right w:val="nil"/>
+            </w:tcBorders>
+          </w:tcPr>
+          <w:p>
+            <w:pPr>
+              <w:tabs>
+                <w:tab w:val="right" w:pos="9925"/>
+              </w:tabs>
+            </w:pPr>
+            <w:r>
+              <w:t xml:space="preserve">страховой номер индивидуального лицевого счета </w:t>
+            </w:r>
+          </w:p>
+        </w:tc>
+        <w:tc>
+          <w:tcPr>
+            <w:tcW w:w="4007" w:type="dxa"/>
+            <w:gridSpan w:val="2"/>
+            <w:tcBorders>
+              <w:top w:val="nil"/>
+              <w:left w:val="nil"/>
+              <w:bottom w:val="single" w:sz="4" w:space="0" w:color="auto"/>
+              <w:right w:val="nil"/>
+            </w:tcBorders>
+          </w:tcPr>
+          <w:p>
+            <w:pPr>
+              <w:tabs>
+                <w:tab w:val="right" w:pos="9925"/>
+              </w:tabs>
+            </w:pPr>
+            <w:r>
+              <w:rPr>
+                <w:color w:val="000000"/>
+              </w:rPr>
+              <w:t>{{SNILS}}</w:t>
+            </w:r>
+          </w:p>
+        </w:tc>
+        <w:tc>
+          <w:tcPr>
+            <w:tcW w:w="295" w:type="dxa"/>
+            <w:tcBorders>
+              <w:top w:val="nil"/>
+              <w:left w:val="nil"/>
+              <w:bottom w:val="nil"/>
+              <w:right w:val="nil"/>
+            </w:tcBorders>
+          </w:tcPr>
+          <w:p>
+            <w:pPr>
+              <w:tabs>
+                <w:tab w:val="right" w:pos="9925"/>
+              </w:tabs>
+            </w:pPr>
+            <w:r>
+              <w:rPr>
+                <w:color w:val="000000"/>
+              </w:rPr>
+              <w:t>,</w:t>
+            </w:r>
+          </w:p>
+        </w:tc>
+      </w:tr>
+      <w:tr>
+        <w:trPr>
+          <w:trHeight w:hRule="exact" w:val="57"/>
+        </w:trPr>
+        <w:tc>
+          <w:tcPr>
+            <w:tcW w:w="5609" w:type="dxa"/>
+            <w:gridSpan w:val="6"/>
+            <w:tcBorders>
+              <w:top w:val="nil"/>
+              <w:left w:val="nil"/>
+              <w:bottom w:val="nil"/>
+              <w:right w:val="nil"/>
+            </w:tcBorders>
+          </w:tcPr>
+          <w:p>
+            <w:pPr>
+              <w:tabs>
+                <w:tab w:val="right" w:pos="9925"/>
+              </w:tabs>
+            </w:pPr>
+          </w:p>
+        </w:tc>
+        <w:tc>
+          <w:tcPr>
+            <w:tcW w:w="4007" w:type="dxa"/>
+            <w:gridSpan w:val="2"/>
+            <w:tcBorders>
+              <w:top w:val="single" w:sz="4" w:space="0" w:color="auto"/>
+              <w:left w:val="nil"/>
+              <w:bottom w:val="nil"/>
+              <w:right w:val="nil"/>
+            </w:tcBorders>
+          </w:tcPr>
+          <w:p>
+            <w:pPr>
+              <w:tabs>
+                <w:tab w:val="right" w:pos="9925"/>
+              </w:tabs>
+              <w:rPr>
+                <w:color w:val="000000"/>
+              </w:rPr>
+            </w:pPr>
+          </w:p>
+        </w:tc>
+        <w:tc>
+          <w:tcPr>
+            <w:tcW w:w="295" w:type="dxa"/>
+            <w:tcBorders>
+              <w:top w:val="nil"/>
+              <w:left w:val="nil"/>
+              <w:bottom w:val="nil"/>
+              <w:right w:val="nil"/>
+            </w:tcBorders>
+          </w:tcPr>
+          <w:p>
+            <w:pPr>
+              <w:tabs>
+                <w:tab w:val="right" w:pos="9925"/>
+              </w:tabs>
+              <w:rPr>
+                <w:color w:val="000000"/>
+              </w:rPr>
+            </w:pPr>
+          </w:p>
+        </w:tc>
+      </w:tr>
+      <w:tr>
+        <w:tc>
+          <w:tcPr>
+            <w:tcW w:w="1720" w:type="dxa"/>
+            <w:tcBorders>
+              <w:top w:val="nil"/>
+              <w:left w:val="nil"/>
+              <w:bottom w:val="nil"/>
+              <w:right w:val="nil"/>
+            </w:tcBorders>
+          </w:tcPr>
+          <w:p>
+            <w:pPr>
+              <w:tabs>
+                <w:tab w:val="left" w:pos="1680"/>
+                <w:tab w:val="right" w:pos="9925"/>
+              </w:tabs>
+              <w:rPr>
+                <w:szCs w:val="28"/>
+                <w:lang w:val="en-US"/>
+              </w:rPr>
+            </w:pPr>
+            <w:r>
+              <w:rPr>
+                <w:szCs w:val="28"/>
+              </w:rPr>
+              <w:t>проживающий</w:t>
+            </w:r>
+            <w:r>
+              <w:rPr>
+                <w:szCs w:val="28"/>
+                <w:lang w:val="en-US"/>
+              </w:rPr>
+              <w:t xml:space="preserve"> </w:t>
+            </w:r>
+          </w:p>
+        </w:tc>
+        <w:tc>
+          <w:tcPr>
+            <w:tcW w:w="7896" w:type="dxa"/>
+            <w:gridSpan w:val="7"/>
+            <w:tcBorders>
+              <w:top w:val="nil"/>
+              <w:left w:val="nil"/>
+              <w:bottom w:val="nil"/>
+              <w:right w:val="nil"/>
+            </w:tcBorders>
+          </w:tcPr>
+          <w:p>
+            <w:pPr>
+              <w:tabs>
+                <w:tab w:val="left" w:pos="1680"/>
+                <w:tab w:val="right" w:pos="9925"/>
+              </w:tabs>
+              <w:rPr>
+                <w:szCs w:val="28"/>
+                <w:lang w:val="en-US"/>
+              </w:rPr>
+            </w:pPr>
+            <w:r>
+              <w:rPr>
+                <w:color w:val="000000"/>
+                <w:szCs w:val="28"/>
+                <w:lang w:val="en-US"/>
+              </w:rPr>
+              <w:t>{{REGISTRATION_ADDRESS}}</w:t>
+            </w:r>
+          </w:p>
+        </w:tc>
+        <w:tc>
+          <w:tcPr>
+            <w:tcW w:w="295" w:type="dxa"/>
+            <w:tcBorders>
+              <w:top w:val="nil"/>
+              <w:left w:val="nil"/>
+              <w:bottom w:val="nil"/>
+              <w:right w:val="nil"/>
+            </w:tcBorders>
+          </w:tcPr>
+          <w:p>
+            <w:pPr>
+              <w:tabs>
+                <w:tab w:val="left" w:pos="1680"/>
+                <w:tab w:val="right" w:pos="9925"/>
+              </w:tabs>
+              <w:rPr>
+                <w:sz w:val="22"/>
+                <w:lang w:val="en-US"/>
+              </w:rPr>
+            </w:pPr>
+          </w:p>
+        </w:tc>
+      </w:tr>
     </w:tbl>
-    <w:p>
-      <w:pPr>
-        <w:tabs>
-          <w:tab w:val="right" w:pos="9925"/>
-        </w:tabs>
-      </w:pPr>
-      <w:r>
-        <w:t>страховой номер индивидуального лицевого счета</w:t>
-      </w:r>
-      <w:r>
-        <w:t xml:space="preserve"> </w:t>
-      </w:r>
-      <w:r>
-        <w:rPr>
-          <w:color w:val="000000"/>
-        </w:rPr>
-        <w:t>{{SNILS}}</w:t>
-      </w:r>
-    </w:p>
-    <w:p>
-      <w:pPr>
-        <w:tabs>
-          <w:tab w:val="left" w:pos="1680"/>
-          <w:tab w:val="right" w:pos="9925"/>
-        </w:tabs>
-        <w:rPr>
-          <w:sz w:val="22"/>
-        </w:rPr>
-      </w:pPr>
-      <w:r>
-        <w:rPr>
-          <w:sz w:val="22"/>
-        </w:rPr>
-        <w:t xml:space="preserve">проживающий: </w:t>
-      </w:r>
-      <w:r>
-        <w:rPr>
-          <w:color w:val="000000"/>
-          <w:sz w:val="22"/>
-        </w:rPr>
-        <w:t>{{REGISTRATION_ADDRESS}}</w:t>
-      </w:r>
-      <w:proofErr w:type="spellStart"/>
-      <w:r>
-        <w:rPr>
-          <w:color w:val="EE0000"/>
-          <w:sz w:val="22"/>
-        </w:rPr>
-      </w:r>
-      <w:proofErr w:type="spellEnd"/>
-      <w:r>
-        <w:rPr>
-          <w:color w:val="EE0000"/>
-          <w:sz w:val="22"/>
-        </w:rPr>
-      </w:r>
-    </w:p>
     <w:p>
       <w:pPr>
         <w:tabs>
@@ -777,6 +1336,7 @@
         </w:tabs>
         <w:rPr>
           <w:u w:val="single"/>
+          <w:lang w:val="en-US"/>
         </w:rPr>
       </w:pPr>
     </w:p>
@@ -788,33 +1348,19 @@
         </w:tabs>
         <w:jc w:val="center"/>
         <w:rPr>
-          <w:sz w:val="2"/>
-          <w:szCs w:val="2"/>
+          <w:sz w:val="4"/>
+          <w:szCs w:val="4"/>
+          <w:lang w:val="en-US"/>
         </w:rPr>
       </w:pPr>
       <w:r>
         <w:rPr>
-          <w:color w:val="000000"/>
-          <w:sz w:val="22"/>
-          <w:strike w:val="{{HIRE_STRIKE}}"/>
-        </w:rPr>
-        <w:t>{{EVENT_HIRE}}</w:t>
-      </w:r>
-      <w:r>
-        <w:rPr>
           <w:strike/>
           <w:color w:val="000000"/>
-          <w:sz w:val="22"/>
+          <w:szCs w:val="28"/>
+          <w:lang w:val="en-US"/>
         </w:rPr>
-        <w:t xml:space="preserve">, </w:t>
-      </w:r>
-      <w:r>
-        <w:rPr>
-          <w:color w:val="000000"/>
-          <w:sz w:val="22"/>
-          <w:strike w:val="{{DISMISSAL_STRIKE}}"/>
-        </w:rPr>
-        <w:t>{{EVENT_DISMISSAL}}</w:t>
+        <w:t>{{EVENT_HIRE}}, {{EVENT_DISMISSAL}}</w:t>
       </w:r>
     </w:p>
     <w:p>
@@ -822,43 +1368,69 @@
         <w:pBdr>
           <w:top w:val="single" w:sz="4" w:space="1" w:color="000000"/>
         </w:pBdr>
+        <w:spacing w:after="80"/>
         <w:jc w:val="center"/>
         <w:rPr>
-          <w:sz w:val="20"/>
-          <w:szCs w:val="20"/>
+          <w:sz w:val="18"/>
+          <w:szCs w:val="18"/>
+          <w:lang w:val="en-US"/>
         </w:rPr>
       </w:pPr>
       <w:r>
         <w:rPr>
-          <w:sz w:val="20"/>
-          <w:szCs w:val="20"/>
+          <w:sz w:val="18"/>
+          <w:szCs w:val="18"/>
+          <w:lang w:val="en-US"/>
         </w:rPr>
-        <w:t>(ненужное зачеркнуть)</w:t>
+        <w:t>(</w:t>
+      </w:r>
+      <w:r>
+        <w:rPr>
+          <w:sz w:val="18"/>
+          <w:szCs w:val="18"/>
+        </w:rPr>
+        <w:t>ненужное</w:t>
+      </w:r>
+      <w:r>
+        <w:rPr>
+          <w:sz w:val="18"/>
+          <w:szCs w:val="18"/>
+          <w:lang w:val="en-US"/>
+        </w:rPr>
+        <w:t xml:space="preserve"> </w:t>
+      </w:r>
+      <w:r>
+        <w:rPr>
+          <w:sz w:val="18"/>
+          <w:szCs w:val="18"/>
+        </w:rPr>
+        <w:t>зачеркнуть</w:t>
+      </w:r>
+      <w:r>
+        <w:rPr>
+          <w:sz w:val="18"/>
+          <w:szCs w:val="18"/>
+          <w:lang w:val="en-US"/>
+        </w:rPr>
+        <w:t>)</w:t>
       </w:r>
     </w:p>
     <w:p>
       <w:pPr>
-        <w:pBdr>
-          <w:top w:val="single" w:sz="4" w:space="1" w:color="000000"/>
-        </w:pBdr>
-        <w:jc w:val="center"/>
-        <w:rPr>
-          <w:sz w:val="20"/>
-          <w:szCs w:val="20"/>
-        </w:rPr>
-      </w:pPr>
-    </w:p>
-    <w:p>
-      <w:pPr>
+        <w:spacing w:after="80"/>
         <w:jc w:val="center"/>
         <w:rPr>
           <w:color w:val="EE0000"/>
+          <w:sz w:val="28"/>
+          <w:szCs w:val="28"/>
+          <w:lang w:val="en-US"/>
         </w:rPr>
       </w:pPr>
       <w:r>
         <w:rPr>
           <w:color w:val="000000"/>
-          <w:sz w:val="22"/>
+          <w:szCs w:val="28"/>
+          <w:lang w:val="en-US"/>
         </w:rPr>
         <w:t>{{ORG_NAME}}</w:t>
       </w:r>
@@ -872,6 +1444,7 @@
           <w:color w:val="EE0000"/>
           <w:sz w:val="2"/>
           <w:szCs w:val="2"/>
+          <w:lang w:val="en-US"/>
         </w:rPr>
       </w:pPr>
     </w:p>
@@ -880,12 +1453,16 @@
         <w:jc w:val="center"/>
         <w:rPr>
           <w:color w:val="EE0000"/>
+          <w:sz w:val="28"/>
+          <w:szCs w:val="28"/>
+          <w:lang w:val="en-US"/>
         </w:rPr>
       </w:pPr>
       <w:r>
         <w:rPr>
           <w:color w:val="000000"/>
-          <w:sz w:val="22"/>
+          <w:szCs w:val="28"/>
+          <w:lang w:val="en-US"/>
         </w:rPr>
         <w:t>{{ORG_SHORT_NAME}}</w:t>
       </w:r>
@@ -895,18 +1472,35 @@
         <w:pBdr>
           <w:top w:val="single" w:sz="4" w:space="1" w:color="000000"/>
         </w:pBdr>
+        <w:spacing w:after="80"/>
         <w:jc w:val="center"/>
         <w:rPr>
-          <w:sz w:val="20"/>
-          <w:szCs w:val="20"/>
+          <w:sz w:val="18"/>
+          <w:szCs w:val="18"/>
         </w:rPr>
       </w:pPr>
       <w:r>
         <w:rPr>
-          <w:sz w:val="20"/>
-          <w:szCs w:val="20"/>
+          <w:sz w:val="18"/>
+          <w:szCs w:val="18"/>
         </w:rPr>
         <w:t>(полное наименование организации, образовательной организации,</w:t>
+      </w:r>
+    </w:p>
+    <w:p>
+      <w:pPr>
+        <w:jc w:val="center"/>
+        <w:rPr>
+          <w:sz w:val="32"/>
+          <w:szCs w:val="32"/>
+        </w:rPr>
+      </w:pPr>
+      <w:r>
+        <w:rPr>
+          <w:color w:val="000000"/>
+          <w:szCs w:val="32"/>
+        </w:rPr>
+        <w:t>{{ORG_ADDRESS}}</w:t>
       </w:r>
     </w:p>
     <w:p>
@@ -914,66 +1508,34 @@
         <w:pBdr>
           <w:top w:val="single" w:sz="4" w:space="1" w:color="000000"/>
         </w:pBdr>
+        <w:spacing w:after="80"/>
         <w:jc w:val="center"/>
         <w:rPr>
-          <w:sz w:val="20"/>
-          <w:szCs w:val="20"/>
-        </w:rPr>
-      </w:pPr>
-    </w:p>
-    <w:p>
-      <w:pPr>
-        <w:jc w:val="center"/>
-      </w:pPr>
-      <w:r>
-        <w:rPr>
-          <w:color w:val="000000"/>
-          <w:sz w:val="20"/>
-        </w:rPr>
-        <w:t>{{ORG_ADDRESS}}</w:t>
-      </w:r>
-      <w:proofErr w:type="spellStart"/>
-      <w:r>
-        <w:rPr>
-          <w:color w:val="EE0000"/>
-          <w:sz w:val="20"/>
-        </w:rPr>
-      </w:r>
-      <w:proofErr w:type="spellEnd"/>
-      <w:r>
-        <w:rPr>
-          <w:color w:val="EE0000"/>
-          <w:sz w:val="20"/>
-        </w:rPr>
-      </w:r>
-    </w:p>
-    <w:p>
-      <w:pPr>
-        <w:pBdr>
-          <w:top w:val="single" w:sz="4" w:space="1" w:color="000000"/>
-        </w:pBdr>
-        <w:spacing w:after="60"/>
-        <w:jc w:val="center"/>
-        <w:rPr>
-          <w:sz w:val="20"/>
-          <w:szCs w:val="20"/>
+          <w:sz w:val="18"/>
+          <w:szCs w:val="18"/>
         </w:rPr>
       </w:pPr>
       <w:r>
         <w:rPr>
-          <w:sz w:val="20"/>
-          <w:szCs w:val="20"/>
+          <w:sz w:val="18"/>
+          <w:szCs w:val="18"/>
         </w:rPr>
         <w:t>место нахождения, фактический адрес организации (образовательной организации)</w:t>
       </w:r>
     </w:p>
     <w:p>
+      <w:pPr>
+        <w:rPr>
+          <w:sz w:val="28"/>
+          <w:szCs w:val="28"/>
+        </w:rPr>
+      </w:pPr>
       <w:r>
         <w:rPr>
           <w:color w:val="000000"/>
-          <w:sz w:val="22"/>
+          <w:szCs w:val="28"/>
         </w:rPr>
-        <w:t>на должность: {{POSITION}}</w:t>
+        <w:t>на должность {{POSITION}}</w:t>
       </w:r>
     </w:p>
     <w:p>
@@ -999,34 +1561,56 @@
         <w:tblLook w:val="0000" w:firstRow="0" w:lastRow="0" w:firstColumn="0" w:lastColumn="0" w:noHBand="0" w:noVBand="0"/>
       </w:tblPr>
       <w:tblGrid>
-        <w:gridCol w:w="5245"/>
-        <w:gridCol w:w="1106"/>
-        <w:gridCol w:w="510"/>
-        <w:gridCol w:w="397"/>
-        <w:gridCol w:w="255"/>
-        <w:gridCol w:w="1361"/>
-        <w:gridCol w:w="397"/>
-        <w:gridCol w:w="652"/>
+        <w:gridCol w:w="4678"/>
+        <w:gridCol w:w="284"/>
+        <w:gridCol w:w="567"/>
+        <w:gridCol w:w="567"/>
+        <w:gridCol w:w="567"/>
+        <w:gridCol w:w="283"/>
+        <w:gridCol w:w="1559"/>
+        <w:gridCol w:w="567"/>
+        <w:gridCol w:w="567"/>
+        <w:gridCol w:w="284"/>
       </w:tblGrid>
       <w:tr>
         <w:trPr>
-          <w:trHeight w:val="232"/>
+          <w:trHeight w:val="864"/>
         </w:trPr>
         <w:tc>
           <w:tcPr>
-            <w:tcW w:w="5245" w:type="dxa"/>
+            <w:tcW w:w="4678" w:type="dxa"/>
+            <w:tcBorders>
+              <w:right w:val="single" w:sz="4" w:space="0" w:color="auto"/>
+            </w:tcBorders>
             <w:vAlign w:val="bottom"/>
           </w:tcPr>
           <w:p/>
           <w:p>
             <w:r>
-              <w:t xml:space="preserve">на основании приказа (трудового договора) № </w:t>
+              <w:t xml:space="preserve">на основании приказа (трудового договора) </w:t>
             </w:r>
           </w:p>
         </w:tc>
         <w:tc>
           <w:tcPr>
-            <w:tcW w:w="1106" w:type="dxa"/>
+            <w:tcW w:w="284" w:type="dxa"/>
+            <w:tcBorders>
+              <w:left w:val="single" w:sz="4" w:space="0" w:color="auto"/>
+            </w:tcBorders>
+            <w:vAlign w:val="bottom"/>
+          </w:tcPr>
+          <w:p>
+            <w:pPr>
+              <w:spacing w:line="259" w:lineRule="auto"/>
+            </w:pPr>
+            <w:r>
+              <w:t>№</w:t>
+            </w:r>
+          </w:p>
+        </w:tc>
+        <w:tc>
+          <w:tcPr>
+            <w:tcW w:w="567" w:type="dxa"/>
             <w:tcMar>
               <w:top w:w="0" w:type="dxa"/>
               <w:left w:w="0" w:type="dxa"/>
@@ -1043,7 +1627,6 @@
             <w:r>
               <w:rPr>
                 <w:color w:val="000000"/>
-                <w:szCs w:val="40"/>
               </w:rPr>
               <w:t>{{ORDER_NUMBER}}</w:t>
             </w:r>
@@ -1051,7 +1634,7 @@
         </w:tc>
         <w:tc>
           <w:tcPr>
-            <w:tcW w:w="510" w:type="dxa"/>
+            <w:tcW w:w="567" w:type="dxa"/>
             <w:vAlign w:val="bottom"/>
           </w:tcPr>
           <w:p>
@@ -1065,7 +1648,7 @@
         </w:tc>
         <w:tc>
           <w:tcPr>
-            <w:tcW w:w="397" w:type="dxa"/>
+            <w:tcW w:w="567" w:type="dxa"/>
             <w:tcMar>
               <w:top w:w="0" w:type="dxa"/>
               <w:left w:w="0" w:type="dxa"/>
@@ -1089,7 +1672,7 @@
         </w:tc>
         <w:tc>
           <w:tcPr>
-            <w:tcW w:w="255" w:type="dxa"/>
+            <w:tcW w:w="283" w:type="dxa"/>
             <w:vAlign w:val="bottom"/>
           </w:tcPr>
           <w:p>
@@ -1100,7 +1683,7 @@
         </w:tc>
         <w:tc>
           <w:tcPr>
-            <w:tcW w:w="1361" w:type="dxa"/>
+            <w:tcW w:w="1559" w:type="dxa"/>
             <w:tcMar>
               <w:top w:w="0" w:type="dxa"/>
               <w:left w:w="0" w:type="dxa"/>
@@ -1124,7 +1707,7 @@
         </w:tc>
         <w:tc>
           <w:tcPr>
-            <w:tcW w:w="397" w:type="dxa"/>
+            <w:tcW w:w="567" w:type="dxa"/>
             <w:vAlign w:val="bottom"/>
           </w:tcPr>
           <w:p>
@@ -1138,7 +1721,10 @@
         </w:tc>
         <w:tc>
           <w:tcPr>
-            <w:tcW w:w="652" w:type="dxa"/>
+            <w:tcW w:w="567" w:type="dxa"/>
+            <w:tcBorders>
+              <w:right w:val="single" w:sz="4" w:space="0" w:color="auto"/>
+            </w:tcBorders>
             <w:tcMar>
               <w:top w:w="0" w:type="dxa"/>
               <w:left w:w="0" w:type="dxa"/>
@@ -1157,6 +1743,27 @@
                 <w:color w:val="000000"/>
               </w:rPr>
               <w:t>{{ORDER_YEAR}}</w:t>
+            </w:r>
+          </w:p>
+        </w:tc>
+        <w:tc>
+          <w:tcPr>
+            <w:tcW w:w="284" w:type="dxa"/>
+            <w:tcBorders>
+              <w:left w:val="single" w:sz="4" w:space="0" w:color="auto"/>
+            </w:tcBorders>
+            <w:vAlign w:val="bottom"/>
+          </w:tcPr>
+          <w:p>
+            <w:pPr>
+              <w:spacing w:line="204" w:lineRule="auto"/>
+              <w:jc w:val="center"/>
+            </w:pPr>
+            <w:r>
+              <w:t>г</w:t>
+            </w:r>
+            <w:r>
+              <w:t>.</w:t>
             </w:r>
           </w:p>
         </w:tc>
@@ -1313,14 +1920,14 @@
             <w:pPr>
               <w:jc w:val="center"/>
               <w:rPr>
-                <w:sz w:val="20"/>
-                <w:szCs w:val="20"/>
+                <w:sz w:val="18"/>
+                <w:szCs w:val="18"/>
               </w:rPr>
             </w:pPr>
             <w:r>
               <w:rPr>
-                <w:sz w:val="20"/>
-                <w:szCs w:val="20"/>
+                <w:sz w:val="18"/>
+                <w:szCs w:val="18"/>
               </w:rPr>
               <w:t>(должность)</w:t>
             </w:r>
@@ -1334,8 +1941,8 @@
             <w:pPr>
               <w:jc w:val="center"/>
               <w:rPr>
-                <w:sz w:val="20"/>
-                <w:szCs w:val="20"/>
+                <w:sz w:val="18"/>
+                <w:szCs w:val="18"/>
               </w:rPr>
             </w:pPr>
           </w:p>
@@ -1351,14 +1958,14 @@
             <w:pPr>
               <w:jc w:val="center"/>
               <w:rPr>
-                <w:sz w:val="20"/>
-                <w:szCs w:val="20"/>
+                <w:sz w:val="18"/>
+                <w:szCs w:val="18"/>
               </w:rPr>
             </w:pPr>
             <w:r>
               <w:rPr>
-                <w:sz w:val="20"/>
-                <w:szCs w:val="20"/>
+                <w:sz w:val="18"/>
+                <w:szCs w:val="18"/>
               </w:rPr>
               <w:t>(подпись)</w:t>
             </w:r>
@@ -1372,8 +1979,8 @@
             <w:pPr>
               <w:jc w:val="center"/>
               <w:rPr>
-                <w:sz w:val="20"/>
-                <w:szCs w:val="20"/>
+                <w:sz w:val="18"/>
+                <w:szCs w:val="18"/>
               </w:rPr>
             </w:pPr>
           </w:p>
@@ -1389,30 +1996,30 @@
             <w:pPr>
               <w:jc w:val="center"/>
               <w:rPr>
-                <w:sz w:val="20"/>
-                <w:szCs w:val="20"/>
+                <w:sz w:val="18"/>
+                <w:szCs w:val="18"/>
               </w:rPr>
             </w:pPr>
             <w:r>
               <w:rPr>
-                <w:sz w:val="20"/>
-                <w:szCs w:val="20"/>
+                <w:sz w:val="18"/>
+                <w:szCs w:val="18"/>
               </w:rPr>
               <w:t>(</w:t>
             </w:r>
             <w:proofErr w:type="spellStart"/>
             <w:r>
               <w:rPr>
-                <w:sz w:val="20"/>
-                <w:szCs w:val="20"/>
+                <w:sz w:val="18"/>
+                <w:szCs w:val="18"/>
               </w:rPr>
               <w:t>ф.и.о.</w:t>
             </w:r>
             <w:proofErr w:type="spellEnd"/>
             <w:r>
               <w:rPr>
-                <w:sz w:val="20"/>
-                <w:szCs w:val="20"/>
+                <w:sz w:val="18"/>
+                <w:szCs w:val="18"/>
               </w:rPr>
               <w:t>)</w:t>
             </w:r>
@@ -1580,14 +2187,14 @@
             <w:pPr>
               <w:jc w:val="center"/>
               <w:rPr>
-                <w:sz w:val="20"/>
-                <w:szCs w:val="20"/>
+                <w:sz w:val="18"/>
+                <w:szCs w:val="18"/>
               </w:rPr>
             </w:pPr>
             <w:r>
               <w:rPr>
-                <w:sz w:val="20"/>
-                <w:szCs w:val="20"/>
+                <w:sz w:val="18"/>
+                <w:szCs w:val="18"/>
               </w:rPr>
               <w:t>(должность)</w:t>
             </w:r>
@@ -1601,8 +2208,8 @@
             <w:pPr>
               <w:jc w:val="center"/>
               <w:rPr>
-                <w:sz w:val="20"/>
-                <w:szCs w:val="20"/>
+                <w:sz w:val="18"/>
+                <w:szCs w:val="18"/>
               </w:rPr>
             </w:pPr>
           </w:p>
@@ -1618,14 +2225,14 @@
             <w:pPr>
               <w:jc w:val="center"/>
               <w:rPr>
-                <w:sz w:val="20"/>
-                <w:szCs w:val="20"/>
+                <w:sz w:val="18"/>
+                <w:szCs w:val="18"/>
               </w:rPr>
             </w:pPr>
             <w:r>
               <w:rPr>
-                <w:sz w:val="20"/>
-                <w:szCs w:val="20"/>
+                <w:sz w:val="18"/>
+                <w:szCs w:val="18"/>
               </w:rPr>
               <w:t>(подпись)</w:t>
             </w:r>
@@ -1639,8 +2246,8 @@
             <w:pPr>
               <w:jc w:val="center"/>
               <w:rPr>
-                <w:sz w:val="20"/>
-                <w:szCs w:val="20"/>
+                <w:sz w:val="18"/>
+                <w:szCs w:val="18"/>
               </w:rPr>
             </w:pPr>
           </w:p>
@@ -1656,30 +2263,30 @@
             <w:pPr>
               <w:jc w:val="center"/>
               <w:rPr>
-                <w:sz w:val="20"/>
-                <w:szCs w:val="20"/>
+                <w:sz w:val="18"/>
+                <w:szCs w:val="18"/>
               </w:rPr>
             </w:pPr>
             <w:r>
               <w:rPr>
-                <w:sz w:val="20"/>
-                <w:szCs w:val="20"/>
+                <w:sz w:val="18"/>
+                <w:szCs w:val="18"/>
               </w:rPr>
               <w:t>(</w:t>
             </w:r>
             <w:proofErr w:type="spellStart"/>
             <w:r>
               <w:rPr>
-                <w:sz w:val="20"/>
-                <w:szCs w:val="20"/>
+                <w:sz w:val="18"/>
+                <w:szCs w:val="18"/>
               </w:rPr>
               <w:t>ф.и.о.</w:t>
             </w:r>
             <w:proofErr w:type="spellEnd"/>
             <w:r>
               <w:rPr>
-                <w:sz w:val="20"/>
-                <w:szCs w:val="20"/>
+                <w:sz w:val="18"/>
+                <w:szCs w:val="18"/>
               </w:rPr>
               <w:t>)</w:t>
             </w:r>

--- a/public/documents/f2-template.docx
+++ b/public/documents/f2-template.docx
@@ -172,6 +172,7 @@
                 <w:color w:val="EE0000"/>
                 <w:sz w:val="22"/>
                 <w:szCs w:val="22"/>
+                <w:lang w:val="en-US"/>
               </w:rPr>
             </w:pPr>
             <w:r>
@@ -181,19 +182,9 @@
                 <w:bCs/>
                 <w:sz w:val="22"/>
                 <w:szCs w:val="22"/>
+                <w:lang w:val="en-US"/>
               </w:rPr>
-              <w:t xml:space="preserve">{{F2_BRANCH_TITLE}}</w:t>
-            </w:r>
-            <w:r>
-              <w:rPr>
-                <w:rFonts w:ascii="Trebuchet MS" w:hAnsi="Trebuchet MS"/>
-                <w:b/>
-                <w:bCs/>
-                <w:color w:val="EE0000"/>
-                <w:sz w:val="22"/>
-                <w:szCs w:val="22"/>
-              </w:rPr>
-              <w:t/>
+              <w:t>{{F2_BRANCH_TITLE}}</w:t>
             </w:r>
           </w:p>
           <w:p>
@@ -203,9 +194,10 @@
                 <w:rFonts w:ascii="Trebuchet MS" w:hAnsi="Trebuchet MS"/>
                 <w:b/>
                 <w:bCs/>
-                <w:color w:val="EE0000"/>
+                <w:color w:val="000000" w:themeColor="text1"/>
                 <w:sz w:val="22"/>
                 <w:szCs w:val="22"/>
+                <w:lang w:val="en-US"/>
               </w:rPr>
             </w:pPr>
             <w:r>
@@ -213,16 +205,20 @@
                 <w:rFonts w:ascii="Trebuchet MS" w:hAnsi="Trebuchet MS"/>
                 <w:b/>
                 <w:bCs/>
-                <w:color w:val="EE0000"/>
+                <w:color w:val="000000" w:themeColor="text1"/>
                 <w:sz w:val="22"/>
                 <w:szCs w:val="22"/>
+                <w:lang w:val="en-US"/>
               </w:rPr>
-              <w:t xml:space="preserve">{{F2_BRANCH_CITY}}</w:t>
+              <w:t>{{F2_BRANCH_CITY}}</w:t>
             </w:r>
           </w:p>
           <w:p>
             <w:pPr>
               <w:jc w:val="center"/>
+              <w:rPr>
+                <w:lang w:val="en-US"/>
+              </w:rPr>
             </w:pPr>
           </w:p>
         </w:tc>
@@ -230,7 +226,13 @@
           <w:tcPr>
             <w:tcW w:w="1528" w:type="dxa"/>
           </w:tcPr>
-          <w:p/>
+          <w:p>
+            <w:pPr>
+              <w:rPr>
+                <w:lang w:val="en-US"/>
+              </w:rPr>
+            </w:pPr>
+          </w:p>
         </w:tc>
         <w:tc>
           <w:tcPr>
@@ -1355,12 +1357,28 @@
       </w:pPr>
       <w:r>
         <w:rPr>
+          <w:color w:val="000000"/>
+          <w:szCs w:val="28"/>
+          <w:lang w:val="en-US"/>
+        </w:rPr>
+        <w:t>{{EVENT_HIRE}}</w:t>
+      </w:r>
+      <w:r>
+        <w:rPr>
+          <w:color w:val="000000"/>
+          <w:szCs w:val="28"/>
+          <w:lang w:val="en-US"/>
+        </w:rPr>
+        <w:t xml:space="preserve">, </w:t>
+      </w:r>
+      <w:r>
+        <w:rPr>
           <w:strike/>
           <w:color w:val="000000"/>
           <w:szCs w:val="28"/>
           <w:lang w:val="en-US"/>
         </w:rPr>
-        <w:t>{{EVENT_HIRE}}, {{EVENT_DISMISSAL}}</w:t>
+        <w:t>{{EVENT_DISMISSAL}}</w:t>
       </w:r>
     </w:p>
     <w:p>
@@ -1417,7 +1435,6 @@
     </w:p>
     <w:p>
       <w:pPr>
-        <w:spacing w:after="80"/>
         <w:jc w:val="center"/>
         <w:rPr>
           <w:color w:val="EE0000"/>
@@ -1568,8 +1585,8 @@
         <w:gridCol w:w="567"/>
         <w:gridCol w:w="283"/>
         <w:gridCol w:w="1559"/>
-        <w:gridCol w:w="567"/>
-        <w:gridCol w:w="567"/>
+        <w:gridCol w:w="851"/>
+        <w:gridCol w:w="283"/>
         <w:gridCol w:w="284"/>
       </w:tblGrid>
       <w:tr>
@@ -1579,9 +1596,6 @@
         <w:tc>
           <w:tcPr>
             <w:tcW w:w="4678" w:type="dxa"/>
-            <w:tcBorders>
-              <w:right w:val="single" w:sz="4" w:space="0" w:color="auto"/>
-            </w:tcBorders>
             <w:vAlign w:val="bottom"/>
           </w:tcPr>
           <w:p/>
@@ -1594,9 +1608,6 @@
         <w:tc>
           <w:tcPr>
             <w:tcW w:w="284" w:type="dxa"/>
-            <w:tcBorders>
-              <w:left w:val="single" w:sz="4" w:space="0" w:color="auto"/>
-            </w:tcBorders>
             <w:vAlign w:val="bottom"/>
           </w:tcPr>
           <w:p>
@@ -1707,7 +1718,7 @@
         </w:tc>
         <w:tc>
           <w:tcPr>
-            <w:tcW w:w="567" w:type="dxa"/>
+            <w:tcW w:w="851" w:type="dxa"/>
             <w:vAlign w:val="bottom"/>
           </w:tcPr>
           <w:p>
@@ -1721,10 +1732,7 @@
         </w:tc>
         <w:tc>
           <w:tcPr>
-            <w:tcW w:w="567" w:type="dxa"/>
-            <w:tcBorders>
-              <w:right w:val="single" w:sz="4" w:space="0" w:color="auto"/>
-            </w:tcBorders>
+            <w:tcW w:w="283" w:type="dxa"/>
             <w:tcMar>
               <w:top w:w="0" w:type="dxa"/>
               <w:left w:w="0" w:type="dxa"/>
@@ -1749,9 +1757,6 @@
         <w:tc>
           <w:tcPr>
             <w:tcW w:w="284" w:type="dxa"/>
-            <w:tcBorders>
-              <w:left w:val="single" w:sz="4" w:space="0" w:color="auto"/>
-            </w:tcBorders>
             <w:vAlign w:val="bottom"/>
           </w:tcPr>
           <w:p>
@@ -2090,6 +2095,7 @@
                 <w:color w:val="000000"/>
                 <w:szCs w:val="40"/>
               </w:rPr>
+              <w:lastRenderedPageBreak/>
               <w:t>{{RESPONSIBLE_POSITION}}</w:t>
             </w:r>
           </w:p>

--- a/public/documents/f2-template.docx
+++ b/public/documents/f2-template.docx
@@ -539,7 +539,8 @@
       <w:tblGrid>
         <w:gridCol w:w="1720"/>
         <w:gridCol w:w="264"/>
-        <w:gridCol w:w="1134"/>
+        <w:gridCol w:w="1126"/>
+        <w:gridCol w:w="8"/>
         <w:gridCol w:w="1102"/>
         <w:gridCol w:w="1025"/>
         <w:gridCol w:w="364"/>
@@ -551,7 +552,7 @@
         <w:tc>
           <w:tcPr>
             <w:tcW w:w="3118" w:type="dxa"/>
-            <w:gridSpan w:val="3"/>
+            <w:gridSpan w:val="4"/>
             <w:tcBorders>
               <w:top w:val="nil"/>
               <w:left w:val="nil"/>
@@ -589,6 +590,7 @@
               <w:tabs>
                 <w:tab w:val="right" w:pos="9925"/>
               </w:tabs>
+              <w:jc w:val="center"/>
               <w:rPr>
                 <w:color w:val="000000"/>
               </w:rPr>
@@ -635,8 +637,32 @@
         </w:trPr>
         <w:tc>
           <w:tcPr>
-            <w:tcW w:w="9616" w:type="dxa"/>
-            <w:gridSpan w:val="8"/>
+            <w:tcW w:w="3110" w:type="dxa"/>
+            <w:gridSpan w:val="3"/>
+            <w:tcBorders>
+              <w:top w:val="nil"/>
+              <w:left w:val="nil"/>
+              <w:bottom w:val="nil"/>
+              <w:right w:val="nil"/>
+            </w:tcBorders>
+          </w:tcPr>
+          <w:p>
+            <w:pPr>
+              <w:tabs>
+                <w:tab w:val="right" w:pos="9925"/>
+              </w:tabs>
+              <w:jc w:val="center"/>
+              <w:rPr>
+                <w:sz w:val="20"/>
+                <w:szCs w:val="20"/>
+              </w:rPr>
+            </w:pPr>
+          </w:p>
+        </w:tc>
+        <w:tc>
+          <w:tcPr>
+            <w:tcW w:w="6506" w:type="dxa"/>
+            <w:gridSpan w:val="6"/>
             <w:tcBorders>
               <w:top w:val="nil"/>
               <w:left w:val="nil"/>
@@ -711,7 +737,7 @@
         <w:tc>
           <w:tcPr>
             <w:tcW w:w="5245" w:type="dxa"/>
-            <w:gridSpan w:val="5"/>
+            <w:gridSpan w:val="6"/>
             <w:tcBorders>
               <w:top w:val="nil"/>
               <w:left w:val="nil"/>
@@ -750,6 +776,7 @@
               <w:tabs>
                 <w:tab w:val="right" w:pos="9925"/>
               </w:tabs>
+              <w:jc w:val="center"/>
               <w:outlineLvl w:val="0"/>
             </w:pPr>
             <w:r>
@@ -794,7 +821,7 @@
         <w:tc>
           <w:tcPr>
             <w:tcW w:w="5245" w:type="dxa"/>
-            <w:gridSpan w:val="5"/>
+            <w:gridSpan w:val="6"/>
             <w:tcBorders>
               <w:top w:val="nil"/>
               <w:left w:val="nil"/>
@@ -883,7 +910,7 @@
         <w:tc>
           <w:tcPr>
             <w:tcW w:w="2236" w:type="dxa"/>
-            <w:gridSpan w:val="2"/>
+            <w:gridSpan w:val="3"/>
             <w:tcBorders>
               <w:top w:val="nil"/>
               <w:left w:val="nil"/>
@@ -897,6 +924,7 @@
               <w:tabs>
                 <w:tab w:val="right" w:pos="9925"/>
               </w:tabs>
+              <w:jc w:val="center"/>
             </w:pPr>
             <w:r>
               <w:rPr>
@@ -946,6 +974,7 @@
               <w:tabs>
                 <w:tab w:val="right" w:pos="9925"/>
               </w:tabs>
+              <w:jc w:val="center"/>
             </w:pPr>
             <w:r>
               <w:rPr>
@@ -1009,7 +1038,7 @@
         <w:tc>
           <w:tcPr>
             <w:tcW w:w="2236" w:type="dxa"/>
-            <w:gridSpan w:val="2"/>
+            <w:gridSpan w:val="3"/>
             <w:tcBorders>
               <w:top w:val="single" w:sz="4" w:space="0" w:color="auto"/>
               <w:left w:val="nil"/>
@@ -1100,7 +1129,7 @@
         <w:tc>
           <w:tcPr>
             <w:tcW w:w="5609" w:type="dxa"/>
-            <w:gridSpan w:val="6"/>
+            <w:gridSpan w:val="7"/>
             <w:tcBorders>
               <w:top w:val="nil"/>
               <w:left w:val="nil"/>
@@ -1135,6 +1164,7 @@
               <w:tabs>
                 <w:tab w:val="right" w:pos="9925"/>
               </w:tabs>
+              <w:jc w:val="center"/>
             </w:pPr>
             <w:r>
               <w:rPr>
@@ -1176,7 +1206,7 @@
         <w:tc>
           <w:tcPr>
             <w:tcW w:w="5609" w:type="dxa"/>
-            <w:gridSpan w:val="6"/>
+            <w:gridSpan w:val="7"/>
             <w:tcBorders>
               <w:top w:val="nil"/>
               <w:left w:val="nil"/>
@@ -1276,7 +1306,7 @@
         <w:tc>
           <w:tcPr>
             <w:tcW w:w="7896" w:type="dxa"/>
-            <w:gridSpan w:val="7"/>
+            <w:gridSpan w:val="8"/>
             <w:tcBorders>
               <w:top w:val="nil"/>
               <w:left w:val="nil"/>
@@ -1578,11 +1608,11 @@
         <w:tblLook w:val="0000" w:firstRow="0" w:lastRow="0" w:firstColumn="0" w:lastColumn="0" w:noHBand="0" w:noVBand="0"/>
       </w:tblPr>
       <w:tblGrid>
-        <w:gridCol w:w="4678"/>
+        <w:gridCol w:w="4962"/>
+        <w:gridCol w:w="283"/>
+        <w:gridCol w:w="425"/>
+        <w:gridCol w:w="709"/>
         <w:gridCol w:w="284"/>
-        <w:gridCol w:w="567"/>
-        <w:gridCol w:w="567"/>
-        <w:gridCol w:w="567"/>
         <w:gridCol w:w="283"/>
         <w:gridCol w:w="1559"/>
         <w:gridCol w:w="851"/>
@@ -1595,7 +1625,7 @@
         </w:trPr>
         <w:tc>
           <w:tcPr>
-            <w:tcW w:w="4678" w:type="dxa"/>
+            <w:tcW w:w="4962" w:type="dxa"/>
             <w:vAlign w:val="bottom"/>
           </w:tcPr>
           <w:p/>
@@ -1607,7 +1637,7 @@
         </w:tc>
         <w:tc>
           <w:tcPr>
-            <w:tcW w:w="284" w:type="dxa"/>
+            <w:tcW w:w="283" w:type="dxa"/>
             <w:vAlign w:val="bottom"/>
           </w:tcPr>
           <w:p>
@@ -1621,7 +1651,7 @@
         </w:tc>
         <w:tc>
           <w:tcPr>
-            <w:tcW w:w="567" w:type="dxa"/>
+            <w:tcW w:w="425" w:type="dxa"/>
             <w:tcMar>
               <w:top w:w="0" w:type="dxa"/>
               <w:left w:w="0" w:type="dxa"/>
@@ -1645,7 +1675,7 @@
         </w:tc>
         <w:tc>
           <w:tcPr>
-            <w:tcW w:w="567" w:type="dxa"/>
+            <w:tcW w:w="709" w:type="dxa"/>
             <w:vAlign w:val="bottom"/>
           </w:tcPr>
           <w:p>
@@ -1659,7 +1689,7 @@
         </w:tc>
         <w:tc>
           <w:tcPr>
-            <w:tcW w:w="567" w:type="dxa"/>
+            <w:tcW w:w="284" w:type="dxa"/>
             <w:tcMar>
               <w:top w:w="0" w:type="dxa"/>
               <w:left w:w="0" w:type="dxa"/>

--- a/public/documents/f2-template.docx
+++ b/public/documents/f2-template.docx
@@ -1387,6 +1387,7 @@
       </w:pPr>
       <w:r>
         <w:rPr>
+          <w:strike/>
           <w:color w:val="000000"/>
           <w:szCs w:val="28"/>
           <w:lang w:val="en-US"/>
@@ -1395,11 +1396,20 @@
       </w:r>
       <w:r>
         <w:rPr>
+          <w:strike/>
           <w:color w:val="000000"/>
           <w:szCs w:val="28"/>
           <w:lang w:val="en-US"/>
         </w:rPr>
-        <w:t xml:space="preserve">, </w:t>
+        <w:t>,</w:t>
+      </w:r>
+      <w:r>
+        <w:rPr>
+          <w:color w:val="000000"/>
+          <w:szCs w:val="28"/>
+          <w:lang w:val="en-US"/>
+        </w:rPr>
+        <w:t xml:space="preserve"> </w:t>
       </w:r>
       <w:r>
         <w:rPr>
@@ -1641,9 +1651,6 @@
             <w:vAlign w:val="bottom"/>
           </w:tcPr>
           <w:p>
-            <w:pPr>
-              <w:spacing w:line="259" w:lineRule="auto"/>
-            </w:pPr>
             <w:r>
               <w:t>№</w:t>
             </w:r>
@@ -1662,7 +1669,6 @@
           </w:tcPr>
           <w:p>
             <w:pPr>
-              <w:spacing w:line="204" w:lineRule="auto"/>
               <w:jc w:val="center"/>
             </w:pPr>
             <w:r>
@@ -1700,7 +1706,6 @@
           </w:tcPr>
           <w:p>
             <w:pPr>
-              <w:spacing w:line="204" w:lineRule="auto"/>
               <w:jc w:val="center"/>
             </w:pPr>
             <w:r>
@@ -1735,7 +1740,6 @@
           </w:tcPr>
           <w:p>
             <w:pPr>
-              <w:spacing w:line="204" w:lineRule="auto"/>
               <w:jc w:val="center"/>
             </w:pPr>
             <w:r>
@@ -1773,7 +1777,6 @@
           </w:tcPr>
           <w:p>
             <w:pPr>
-              <w:spacing w:line="204" w:lineRule="auto"/>
               <w:jc w:val="center"/>
             </w:pPr>
             <w:r>
@@ -1791,7 +1794,6 @@
           </w:tcPr>
           <w:p>
             <w:pPr>
-              <w:spacing w:line="204" w:lineRule="auto"/>
               <w:jc w:val="center"/>
             </w:pPr>
             <w:r>
@@ -2076,6 +2078,7 @@
         <w:spacing w:after="300"/>
       </w:pPr>
       <w:r>
+        <w:lastRenderedPageBreak/>
         <w:t>Ответственный за военно-учетную работу</w:t>
       </w:r>
     </w:p>
@@ -2125,7 +2128,6 @@
                 <w:color w:val="000000"/>
                 <w:szCs w:val="40"/>
               </w:rPr>
-              <w:lastRenderedPageBreak/>
               <w:t>{{RESPONSIBLE_POSITION}}</w:t>
             </w:r>
           </w:p>

--- a/public/documents/f2-template.docx
+++ b/public/documents/f2-template.docx
@@ -460,6 +460,71 @@
               <w:t>военного комиссариата, органа местного самоуправления)</w:t>
             </w:r>
           </w:p>
+        </w:tc>
+      </w:tr>
+    </w:tbl>
+    <w:tbl>
+      <w:tblPr>
+        <w:tblStyle w:val="ac"/>
+        <w:tblW w:w="4536" w:type="dxa"/>
+        <w:tblBorders>
+          <w:top w:val="none" w:sz="0" w:space="0" w:color="auto"/>
+          <w:left w:val="none" w:sz="0" w:space="0" w:color="auto"/>
+          <w:bottom w:val="none" w:sz="0" w:space="0" w:color="auto"/>
+          <w:right w:val="none" w:sz="0" w:space="0" w:color="auto"/>
+          <w:insideH w:val="none" w:sz="0" w:space="0" w:color="auto"/>
+          <w:insideV w:val="none" w:sz="0" w:space="0" w:color="auto"/>
+        </w:tblBorders>
+        <w:tblLook w:val="04A0" w:firstRow="1" w:lastRow="0" w:firstColumn="1" w:lastColumn="0" w:noHBand="0" w:noVBand="1"/>
+      </w:tblPr>
+      <w:tblGrid>
+        <w:gridCol w:w="950"/>
+        <w:gridCol w:w="1455"/>
+        <w:gridCol w:w="441"/>
+        <w:gridCol w:w="1690"/>
+      </w:tblGrid>
+      <w:tr>
+        <w:trPr>
+          <w:trHeight w:val="247"/>
+        </w:trPr>
+        <w:tc>
+          <w:tcPr>
+            <w:tcW w:w="950" w:type="dxa"/>
+          </w:tcPr>
+          <w:p>
+            <w:r>
+              <w:t>Исх.№</w:t>
+            </w:r>
+          </w:p>
+        </w:tc>
+        <w:tc>
+          <w:tcPr>
+            <w:tcW w:w="1455" w:type="dxa"/>
+          </w:tcPr>
+          <w:p>
+            <w:pPr>
+              <w:jc w:val="center"/>
+            </w:pPr>
+            <w:r>
+              <w:t>534/1040/1</w:t>
+            </w:r>
+          </w:p>
+        </w:tc>
+        <w:tc>
+          <w:tcPr>
+            <w:tcW w:w="441" w:type="dxa"/>
+          </w:tcPr>
+          <w:p>
+            <w:r>
+              <w:t>от</w:t>
+            </w:r>
+          </w:p>
+        </w:tc>
+        <w:tc>
+          <w:tcPr>
+            <w:tcW w:w="1690" w:type="dxa"/>
+          </w:tcPr>
+          <w:p/>
         </w:tc>
       </w:tr>
     </w:tbl>
@@ -1387,7 +1452,7 @@
       </w:pPr>
       <w:r>
         <w:rPr>
-          <w:strike/>
+          <w:strike w:val="{{HIRE_STRIKE}}"/>
           <w:color w:val="000000"/>
           <w:szCs w:val="28"/>
           <w:lang w:val="en-US"/>
@@ -1413,7 +1478,7 @@
       </w:r>
       <w:r>
         <w:rPr>
-          <w:strike/>
+          <w:strike w:val="{{DISMISSAL_STRIKE}}"/>
           <w:color w:val="000000"/>
           <w:szCs w:val="28"/>
           <w:lang w:val="en-US"/>

--- a/public/documents/f2-template.docx
+++ b/public/documents/f2-template.docx
@@ -505,9 +505,6 @@
             <w:pPr>
               <w:jc w:val="center"/>
             </w:pPr>
-            <w:r>
-              <w:t>534/1040/1</w:t>
-            </w:r>
           </w:p>
         </w:tc>
         <w:tc>
@@ -1452,7 +1449,7 @@
       </w:pPr>
       <w:r>
         <w:rPr>
-          <w:strike w:val="{{HIRE_STRIKE}}"/>
+          <w:strike/>
           <w:color w:val="000000"/>
           <w:szCs w:val="28"/>
           <w:lang w:val="en-US"/>
@@ -1478,7 +1475,7 @@
       </w:r>
       <w:r>
         <w:rPr>
-          <w:strike w:val="{{DISMISSAL_STRIKE}}"/>
+          <w:strike/>
           <w:color w:val="000000"/>
           <w:szCs w:val="28"/>
           <w:lang w:val="en-US"/>
